--- a/opensim_analysis/thoracolumbar_fb/docs/five_motion_paper.docx
+++ b/opensim_analysis/thoracolumbar_fb/docs/five_motion_paper.docx
@@ -49,7 +49,7 @@
     </w:p>
     <w:p>
       <w:pPr>
-        <w:spacing w:line="408" w:lineRule="auto" w:before="0" w:after="40"/>
+        <w:spacing w:line="384" w:lineRule="auto" w:before="0" w:after="40"/>
         <w:jc w:val="center"/>
       </w:pPr>
       <w:r>
@@ -64,7 +64,7 @@
     </w:p>
     <w:p>
       <w:pPr>
-        <w:spacing w:line="408" w:lineRule="auto" w:before="0" w:after="40"/>
+        <w:spacing w:line="384" w:lineRule="auto" w:before="0" w:after="40"/>
         <w:jc w:val="center"/>
       </w:pPr>
       <w:r>
@@ -79,7 +79,7 @@
     </w:p>
     <w:p>
       <w:pPr>
-        <w:spacing w:line="408" w:lineRule="auto" w:before="0" w:after="320"/>
+        <w:spacing w:line="384" w:lineRule="auto" w:before="0" w:after="320"/>
         <w:jc w:val="center"/>
       </w:pPr>
       <w:r>
@@ -136,7 +136,7 @@
           <w:i w:val="0"/>
           <w:sz w:val="19"/>
         </w:rPr>
-        <w:t>주 지표로 슈트 토크가 최대치의 90 % 이상인 구간의 ES peak 평균을 사전 정의하였다. 그 결과 맨몸 스쿼트 −37.3 %, 맨몸 스툽 −33.0 %, 박스 운반 −27.6 %, 박스 들기 −22.5 %의 활성도 감소가 관찰되었다. 부하가 클수록 상대 감소율이 작아지는 경향이 나타났으나, 이 경향은 지표 정의에 따라 성립하지 않았다. 맨몸 보행에서는 감소가 아니라 재분배가 관찰되었다. 전체 활성도 총량은 −17.4 %p 감소하는 반면 최대 활성 근육은 +21.4 % 증가하며, 장늑근(Iliocostalis)이 −90.9 % 비활성화되는 대신 최장근 요추부(Longissimus pars lumborum)가 +28.5 % 증가하였다. 방법론적으로, 저부하 동작에서 reserve 액추에이터 설정이 근육 활성도를 3.2배 과소평가하고 슈트 효과의 존재 여부까지 왜곡할 수 있음을 제시하였다. 통일 조건의 스툽 미착용 활성도(70.4 %)는 선행 실측 EMG 연구의 69.8 %MVC와 0.6 %p 차이로 정합하였다.</w:t>
+        <w:t>주 지표로 슈트 토크가 최대치의 90 % 이상인 구간의 ES peak 평균을 사전 정의하였다. 그 결과 맨몸 스쿼트 −37.3 %, 맨몸 스툽 −33.0 %, 박스 운반 −27.7 %, 박스 들기 −22.5 %의 활성도 감소가 관찰되었다. 부하가 클수록 상대 감소율이 작아지는 경향이 나타났으나, 이 경향은 지표 정의에 따라 성립하지 않았다. 맨몸 보행에서는 감소가 아니라 재분배가 관찰되었다. 전체 활성도 총량은 −17.4 %p 감소하는 반면 최대 활성 근육은 +21.4 % 증가하며, 장늑근(Iliocostalis)이 −90.9 % 비활성화되는 대신 최장근 요추부(Longissimus pars lumborum)가 +28.5 % 증가하였다. 방법론적으로, 저부하 동작에서 reserve 액추에이터 설정이 근육 활성도를 3.2배 과소평가하고 슈트 효과의 존재 여부까지 왜곡할 수 있음을 제시하였다. 통일 조건의 스툽 미착용 활성도(70.4 %)는 선행 실측 EMG 연구의 69.8 %MVC와 0.6 %p 차이로 정합하였다.</w:t>
       </w:r>
     </w:p>
     <w:p>
@@ -203,12 +203,12 @@
           <w:i w:val="0"/>
           <w:sz w:val="19"/>
         </w:rPr>
-        <w:t>The primary outcome, pre-specified as the mean ES peak activation over the window in which suit torque exceeds 90 % of its maximum, decreased by 37.3 % (squat), 33.0 % (stoop), 27.6 % (carrying) and 22.5 % (lifting). A monotonic decrease of relative benefit with increasing load was observed for the primary outcome but did not hold for alternative outcome definitions. During level walking the suit redistributed rather than reduced load: total activation fell by 17.4 percentage points while the most-active muscle rose by 21.4 %, with iliocostalis nearly silenced (−90.9 %) and longissimus pars lumborum increased (+28.5 %). Methodologically, standard reserve-actuator settings underestimated ES activation by a factor of 3.2 in low-load tasks and produced a spurious assistive effect. Under the unified settings, unassisted stoop activation (70.4 %) agreed with a published surface-EMG value of 69.8 % MVC to within 0.6 percentage points.</w:t>
+        <w:t>The primary outcome, pre-specified as the mean ES peak activation over the window in which suit torque exceeds 90 % of its maximum, decreased by 37.3 % (squat), 33.0 % (stoop), 27.7 % (carrying) and 22.5 % (lifting). A monotonic decrease of relative benefit with increasing load was observed for the primary outcome but did not hold for alternative outcome definitions. During level walking the suit redistributed rather than reduced load: total activation fell by 17.4 percentage points while the most-active muscle rose by 21.4 %, with iliocostalis nearly silenced (−90.9 %) and longissimus pars lumborum increased (+28.5 %). Methodologically, standard reserve-actuator settings underestimated ES activation by a factor of 3.2 in low-load tasks and produced a spurious assistive effect. Under the unified settings, unassisted stoop activation (70.4 %) agreed with a published surface-EMG value of 69.8 % MVC to within 0.6 percentage points.</w:t>
       </w:r>
     </w:p>
     <w:p>
       <w:pPr>
-        <w:spacing w:line="360" w:lineRule="auto" w:before="0" w:after="280"/>
+        <w:spacing w:line="348" w:lineRule="auto" w:before="0" w:after="200"/>
       </w:pPr>
       <w:r>
         <w:rPr>
@@ -428,7 +428,7 @@
         </w:rPr>
         <w:t>2.5 외력 및 지면반력</w:t>
         <w:tab/>
-        <w:t>7</w:t>
+        <w:t>8</w:t>
       </w:r>
     </w:p>
     <w:p>
@@ -656,7 +656,7 @@
         </w:rPr>
         <w:t>4. 선행 연구 대조</w:t>
         <w:tab/>
-        <w:t>15</w:t>
+        <w:t>16</w:t>
       </w:r>
     </w:p>
     <w:p>
@@ -675,7 +675,7 @@
         </w:rPr>
         <w:t>5. 고찰</w:t>
         <w:tab/>
-        <w:t>16</w:t>
+        <w:t>17</w:t>
       </w:r>
     </w:p>
     <w:p>
@@ -713,7 +713,7 @@
         </w:rPr>
         <w:t>7. 향후 과제</w:t>
         <w:tab/>
-        <w:t>18</w:t>
+        <w:t>19</w:t>
       </w:r>
     </w:p>
     <w:p>
@@ -784,7 +784,7 @@
     </w:p>
     <w:p>
       <w:pPr>
-        <w:spacing w:line="408" w:lineRule="auto" w:before="0" w:after="80"/>
+        <w:spacing w:line="384" w:lineRule="auto" w:before="0" w:after="80"/>
         <w:ind w:firstLine="283"/>
         <w:jc w:val="both"/>
       </w:pPr>
@@ -800,7 +800,7 @@
     </w:p>
     <w:p>
       <w:pPr>
-        <w:spacing w:line="408" w:lineRule="auto" w:before="0" w:after="80"/>
+        <w:spacing w:line="384" w:lineRule="auto" w:before="0" w:after="80"/>
         <w:ind w:firstLine="283"/>
         <w:jc w:val="both"/>
       </w:pPr>
@@ -816,7 +816,7 @@
     </w:p>
     <w:p>
       <w:pPr>
-        <w:spacing w:line="408" w:lineRule="auto" w:before="0" w:after="80"/>
+        <w:spacing w:line="384" w:lineRule="auto" w:before="0" w:after="80"/>
         <w:ind w:firstLine="283"/>
         <w:jc w:val="both"/>
       </w:pPr>
@@ -847,7 +847,7 @@
     </w:p>
     <w:p>
       <w:pPr>
-        <w:spacing w:line="408" w:lineRule="auto" w:before="0" w:after="80"/>
+        <w:spacing w:line="384" w:lineRule="auto" w:before="0" w:after="80"/>
         <w:ind w:firstLine="283"/>
         <w:jc w:val="both"/>
       </w:pPr>
@@ -878,7 +878,7 @@
     </w:p>
     <w:p>
       <w:pPr>
-        <w:spacing w:line="408" w:lineRule="auto" w:before="0" w:after="60"/>
+        <w:spacing w:line="384" w:lineRule="auto" w:before="0" w:after="60"/>
         <w:jc w:val="both"/>
       </w:pPr>
       <w:r>
@@ -893,7 +893,7 @@
     </w:p>
     <w:p>
       <w:pPr>
-        <w:spacing w:line="408" w:lineRule="auto" w:before="0" w:after="60"/>
+        <w:spacing w:line="384" w:lineRule="auto" w:before="0" w:after="60"/>
         <w:jc w:val="both"/>
       </w:pPr>
       <w:r>
@@ -908,7 +908,7 @@
     </w:p>
     <w:p>
       <w:pPr>
-        <w:spacing w:line="408" w:lineRule="auto" w:before="0" w:after="60"/>
+        <w:spacing w:line="384" w:lineRule="auto" w:before="0" w:after="60"/>
         <w:jc w:val="both"/>
       </w:pPr>
       <w:r>
@@ -923,7 +923,7 @@
     </w:p>
     <w:p>
       <w:pPr>
-        <w:spacing w:line="408" w:lineRule="auto" w:before="0" w:after="60"/>
+        <w:spacing w:line="384" w:lineRule="auto" w:before="0" w:after="60"/>
         <w:jc w:val="both"/>
       </w:pPr>
       <w:r>
@@ -968,7 +968,7 @@
     </w:p>
     <w:p>
       <w:pPr>
-        <w:spacing w:line="408" w:lineRule="auto" w:before="0" w:after="80"/>
+        <w:spacing w:line="384" w:lineRule="auto" w:before="0" w:after="80"/>
         <w:ind w:firstLine="283"/>
         <w:jc w:val="both"/>
       </w:pPr>
@@ -1679,7 +1679,7 @@
     </w:p>
     <w:p>
       <w:pPr>
-        <w:spacing w:line="408" w:lineRule="auto" w:before="0" w:after="80"/>
+        <w:spacing w:line="384" w:lineRule="auto" w:before="0" w:after="80"/>
         <w:ind w:firstLine="283"/>
         <w:jc w:val="both"/>
       </w:pPr>
@@ -1702,7 +1702,7 @@
       <w:r>
         <w:drawing>
           <wp:inline xmlns:a="http://schemas.openxmlformats.org/drawingml/2006/main" xmlns:pic="http://schemas.openxmlformats.org/drawingml/2006/picture">
-            <wp:extent cx="5580000" cy="2922606"/>
+            <wp:extent cx="5903999" cy="3420458"/>
             <wp:docPr id="1" name="Picture 1"/>
             <wp:cNvGraphicFramePr>
               <a:graphicFrameLocks noChangeAspect="1"/>
@@ -1723,7 +1723,7 @@
                   <pic:spPr>
                     <a:xfrm>
                       <a:off x="0" y="0"/>
-                      <a:ext cx="5580000" cy="2922606"/>
+                      <a:ext cx="5903999" cy="3420458"/>
                     </a:xfrm>
                     <a:prstGeom prst="rect"/>
                   </pic:spPr>
@@ -1773,7 +1773,7 @@
     </w:p>
     <w:p>
       <w:pPr>
-        <w:spacing w:line="408" w:lineRule="auto" w:before="0" w:after="80"/>
+        <w:spacing w:line="384" w:lineRule="auto" w:before="0" w:after="80"/>
         <w:ind w:firstLine="283"/>
         <w:jc w:val="both"/>
       </w:pPr>
@@ -2304,7 +2304,7 @@
     </w:p>
     <w:p>
       <w:pPr>
-        <w:spacing w:line="408" w:lineRule="auto" w:before="0" w:after="80"/>
+        <w:spacing w:line="384" w:lineRule="auto" w:before="0" w:after="80"/>
         <w:ind w:firstLine="283"/>
         <w:jc w:val="both"/>
       </w:pPr>
@@ -2364,12 +2364,13 @@
         <w:tblLook w:firstColumn="1" w:firstRow="1" w:lastColumn="0" w:lastRow="0" w:noHBand="0" w:noVBand="1" w:val="04A0"/>
       </w:tblPr>
       <w:tblGrid>
-        <w:gridCol w:w="1569"/>
-        <w:gridCol w:w="1569"/>
-        <w:gridCol w:w="1569"/>
-        <w:gridCol w:w="1569"/>
-        <w:gridCol w:w="1569"/>
-        <w:gridCol w:w="1569"/>
+        <w:gridCol w:w="1345"/>
+        <w:gridCol w:w="1345"/>
+        <w:gridCol w:w="1345"/>
+        <w:gridCol w:w="1345"/>
+        <w:gridCol w:w="1345"/>
+        <w:gridCol w:w="1345"/>
+        <w:gridCol w:w="1345"/>
       </w:tblGrid>
       <w:tr>
         <w:trPr>
@@ -2378,7 +2379,7 @@
         </w:trPr>
         <w:tc>
           <w:tcPr>
-            <w:tcW w:type="dxa" w:w="1531"/>
+            <w:tcW w:type="dxa" w:w="1417"/>
             <w:shd w:val="clear" w:color="auto" w:fill="E8ECEF"/>
           </w:tcPr>
           <w:p>
@@ -2392,7 +2393,7 @@
               <w:rPr>
                 <w:rFonts w:ascii="Malgun Gothic" w:hAnsi="Malgun Gothic" w:eastAsia="Malgun Gothic"/>
                 <w:b/>
-                <w:sz w:val="18"/>
+                <w:sz w:val="16"/>
               </w:rPr>
               <w:t>동작</w:t>
             </w:r>
@@ -2400,7 +2401,7 @@
         </w:tc>
         <w:tc>
           <w:tcPr>
-            <w:tcW w:type="dxa" w:w="1077"/>
+            <w:tcW w:type="dxa" w:w="964"/>
             <w:shd w:val="clear" w:color="auto" w:fill="E8ECEF"/>
           </w:tcPr>
           <w:p>
@@ -2414,7 +2415,7 @@
               <w:rPr>
                 <w:rFonts w:ascii="Malgun Gothic" w:hAnsi="Malgun Gothic" w:eastAsia="Malgun Gothic"/>
                 <w:b/>
-                <w:sz w:val="18"/>
+                <w:sz w:val="16"/>
               </w:rPr>
               <w:t>외부 하중</w:t>
             </w:r>
@@ -2422,7 +2423,7 @@
         </w:tc>
         <w:tc>
           <w:tcPr>
-            <w:tcW w:type="dxa" w:w="2438"/>
+            <w:tcW w:type="dxa" w:w="2098"/>
             <w:shd w:val="clear" w:color="auto" w:fill="E8ECEF"/>
           </w:tcPr>
           <w:p>
@@ -2436,7 +2437,7 @@
               <w:rPr>
                 <w:rFonts w:ascii="Malgun Gothic" w:hAnsi="Malgun Gothic" w:eastAsia="Malgun Gothic"/>
                 <w:b/>
-                <w:sz w:val="18"/>
+                <w:sz w:val="16"/>
               </w:rPr>
               <w:t>자세 특징</w:t>
             </w:r>
@@ -2444,7 +2445,7 @@
         </w:tc>
         <w:tc>
           <w:tcPr>
-            <w:tcW w:type="dxa" w:w="1304"/>
+            <w:tcW w:type="dxa" w:w="1191"/>
             <w:shd w:val="clear" w:color="auto" w:fill="E8ECEF"/>
           </w:tcPr>
           <w:p>
@@ -2458,7 +2459,7 @@
               <w:rPr>
                 <w:rFonts w:ascii="Malgun Gothic" w:hAnsi="Malgun Gothic" w:eastAsia="Malgun Gothic"/>
                 <w:b/>
-                <w:sz w:val="18"/>
+                <w:sz w:val="16"/>
               </w:rPr>
               <w:t>운동학 출처</w:t>
             </w:r>
@@ -2466,7 +2467,7 @@
         </w:tc>
         <w:tc>
           <w:tcPr>
-            <w:tcW w:type="dxa" w:w="1928"/>
+            <w:tcW w:type="dxa" w:w="1701"/>
             <w:shd w:val="clear" w:color="auto" w:fill="E8ECEF"/>
           </w:tcPr>
           <w:p>
@@ -2480,7 +2481,7 @@
               <w:rPr>
                 <w:rFonts w:ascii="Malgun Gothic" w:hAnsi="Malgun Gothic" w:eastAsia="Malgun Gothic"/>
                 <w:b/>
-                <w:sz w:val="18"/>
+                <w:sz w:val="16"/>
               </w:rPr>
               <w:t>지면반력</w:t>
             </w:r>
@@ -2488,7 +2489,7 @@
         </w:tc>
         <w:tc>
           <w:tcPr>
-            <w:tcW w:type="dxa" w:w="794"/>
+            <w:tcW w:type="dxa" w:w="737"/>
             <w:shd w:val="clear" w:color="auto" w:fill="E8ECEF"/>
           </w:tcPr>
           <w:p>
@@ -2502,9 +2503,31 @@
               <w:rPr>
                 <w:rFonts w:ascii="Malgun Gothic" w:hAnsi="Malgun Gothic" w:eastAsia="Malgun Gothic"/>
                 <w:b/>
-                <w:sz w:val="18"/>
+                <w:sz w:val="16"/>
               </w:rPr>
               <w:t>프레임</w:t>
+            </w:r>
+          </w:p>
+        </w:tc>
+        <w:tc>
+          <w:tcPr>
+            <w:tcW w:type="dxa" w:w="1191"/>
+            <w:shd w:val="clear" w:color="auto" w:fill="E8ECEF"/>
+          </w:tcPr>
+          <w:p>
+            <w:pPr>
+              <w:keepNext/>
+              <w:spacing w:line="288" w:lineRule="auto" w:after="20"/>
+              <w:jc w:val="center"/>
+            </w:pPr>
+            <w:r/>
+            <w:r>
+              <w:rPr>
+                <w:rFonts w:ascii="Malgun Gothic" w:hAnsi="Malgun Gothic" w:eastAsia="Malgun Gothic"/>
+                <w:b/>
+                <w:sz w:val="16"/>
+              </w:rPr>
+              <w:t>샘플링</w:t>
             </w:r>
           </w:p>
         </w:tc>
@@ -2515,7 +2538,7 @@
         </w:trPr>
         <w:tc>
           <w:tcPr>
-            <w:tcW w:type="dxa" w:w="1531"/>
+            <w:tcW w:type="dxa" w:w="1417"/>
           </w:tcPr>
           <w:p>
             <w:pPr>
@@ -2527,7 +2550,7 @@
               <w:rPr>
                 <w:rFonts w:ascii="Malgun Gothic" w:hAnsi="Malgun Gothic" w:eastAsia="Malgun Gothic"/>
                 <w:b w:val="0"/>
-                <w:sz w:val="18"/>
+                <w:sz w:val="16"/>
               </w:rPr>
               <w:t>맨몸 스쿼트</w:t>
             </w:r>
@@ -2535,7 +2558,7 @@
         </w:tc>
         <w:tc>
           <w:tcPr>
-            <w:tcW w:type="dxa" w:w="1077"/>
+            <w:tcW w:type="dxa" w:w="964"/>
           </w:tcPr>
           <w:p>
             <w:pPr>
@@ -2547,7 +2570,7 @@
               <w:rPr>
                 <w:rFonts w:ascii="Malgun Gothic" w:hAnsi="Malgun Gothic" w:eastAsia="Malgun Gothic"/>
                 <w:b w:val="0"/>
-                <w:sz w:val="18"/>
+                <w:sz w:val="16"/>
               </w:rPr>
               <w:t>0 kg</w:t>
             </w:r>
@@ -2555,7 +2578,7 @@
         </w:tc>
         <w:tc>
           <w:tcPr>
-            <w:tcW w:type="dxa" w:w="2438"/>
+            <w:tcW w:type="dxa" w:w="2098"/>
           </w:tcPr>
           <w:p>
             <w:pPr>
@@ -2567,7 +2590,7 @@
               <w:rPr>
                 <w:rFonts w:ascii="Malgun Gothic" w:hAnsi="Malgun Gothic" w:eastAsia="Malgun Gothic"/>
                 <w:b w:val="0"/>
-                <w:sz w:val="18"/>
+                <w:sz w:val="16"/>
               </w:rPr>
               <w:t>요추 중립, 무릎 굴곡 하강</w:t>
             </w:r>
@@ -2575,7 +2598,7 @@
         </w:tc>
         <w:tc>
           <w:tcPr>
-            <w:tcW w:type="dxa" w:w="1304"/>
+            <w:tcW w:type="dxa" w:w="1191"/>
           </w:tcPr>
           <w:p>
             <w:pPr>
@@ -2587,7 +2610,7 @@
               <w:rPr>
                 <w:rFonts w:ascii="Malgun Gothic" w:hAnsi="Malgun Gothic" w:eastAsia="Malgun Gothic"/>
                 <w:b w:val="0"/>
-                <w:sz w:val="18"/>
+                <w:sz w:val="16"/>
               </w:rPr>
               <w:t>합성</w:t>
             </w:r>
@@ -2595,7 +2618,7 @@
         </w:tc>
         <w:tc>
           <w:tcPr>
-            <w:tcW w:type="dxa" w:w="1928"/>
+            <w:tcW w:type="dxa" w:w="1701"/>
           </w:tcPr>
           <w:p>
             <w:pPr>
@@ -2607,7 +2630,7 @@
               <w:rPr>
                 <w:rFonts w:ascii="Malgun Gothic" w:hAnsi="Malgun Gothic" w:eastAsia="Malgun Gothic"/>
                 <w:b w:val="0"/>
-                <w:sz w:val="18"/>
+                <w:sz w:val="16"/>
               </w:rPr>
               <w:t>합성 GRF</w:t>
             </w:r>
@@ -2615,7 +2638,7 @@
         </w:tc>
         <w:tc>
           <w:tcPr>
-            <w:tcW w:type="dxa" w:w="794"/>
+            <w:tcW w:type="dxa" w:w="737"/>
           </w:tcPr>
           <w:p>
             <w:pPr>
@@ -2627,20 +2650,15 @@
               <w:rPr>
                 <w:rFonts w:ascii="Malgun Gothic" w:hAnsi="Malgun Gothic" w:eastAsia="Malgun Gothic"/>
                 <w:b w:val="0"/>
-                <w:sz w:val="18"/>
+                <w:sz w:val="16"/>
               </w:rPr>
               <w:t>151</w:t>
             </w:r>
           </w:p>
         </w:tc>
-      </w:tr>
-      <w:tr>
-        <w:trPr>
-          <w:cantSplit/>
-        </w:trPr>
         <w:tc>
           <w:tcPr>
-            <w:tcW w:type="dxa" w:w="1531"/>
+            <w:tcW w:type="dxa" w:w="1191"/>
           </w:tcPr>
           <w:p>
             <w:pPr>
@@ -2652,15 +2670,20 @@
               <w:rPr>
                 <w:rFonts w:ascii="Malgun Gothic" w:hAnsi="Malgun Gothic" w:eastAsia="Malgun Gothic"/>
                 <w:b w:val="0"/>
-                <w:sz w:val="18"/>
+                <w:sz w:val="16"/>
               </w:rPr>
-              <w:t>맨몸 스툽</w:t>
+              <w:t>30 Hz</w:t>
             </w:r>
           </w:p>
         </w:tc>
+      </w:tr>
+      <w:tr>
+        <w:trPr>
+          <w:cantSplit/>
+        </w:trPr>
         <w:tc>
           <w:tcPr>
-            <w:tcW w:type="dxa" w:w="1077"/>
+            <w:tcW w:type="dxa" w:w="1417"/>
           </w:tcPr>
           <w:p>
             <w:pPr>
@@ -2672,15 +2695,15 @@
               <w:rPr>
                 <w:rFonts w:ascii="Malgun Gothic" w:hAnsi="Malgun Gothic" w:eastAsia="Malgun Gothic"/>
                 <w:b w:val="0"/>
-                <w:sz w:val="18"/>
+                <w:sz w:val="16"/>
               </w:rPr>
-              <w:t>0 kg</w:t>
+              <w:t>맨몸 스툽</w:t>
             </w:r>
           </w:p>
         </w:tc>
         <w:tc>
           <w:tcPr>
-            <w:tcW w:type="dxa" w:w="2438"/>
+            <w:tcW w:type="dxa" w:w="964"/>
           </w:tcPr>
           <w:p>
             <w:pPr>
@@ -2692,15 +2715,15 @@
               <w:rPr>
                 <w:rFonts w:ascii="Malgun Gothic" w:hAnsi="Malgun Gothic" w:eastAsia="Malgun Gothic"/>
                 <w:b w:val="0"/>
-                <w:sz w:val="18"/>
+                <w:sz w:val="16"/>
               </w:rPr>
-              <w:t>고관절 힌지, 요추 굴곡</w:t>
+              <w:t>0 kg</w:t>
             </w:r>
           </w:p>
         </w:tc>
         <w:tc>
           <w:tcPr>
-            <w:tcW w:type="dxa" w:w="1304"/>
+            <w:tcW w:type="dxa" w:w="2098"/>
           </w:tcPr>
           <w:p>
             <w:pPr>
@@ -2712,15 +2735,15 @@
               <w:rPr>
                 <w:rFonts w:ascii="Malgun Gothic" w:hAnsi="Malgun Gothic" w:eastAsia="Malgun Gothic"/>
                 <w:b w:val="0"/>
-                <w:sz w:val="18"/>
+                <w:sz w:val="16"/>
               </w:rPr>
-              <w:t>합성</w:t>
+              <w:t>고관절 힌지, 요추 굴곡</w:t>
             </w:r>
           </w:p>
         </w:tc>
         <w:tc>
           <w:tcPr>
-            <w:tcW w:type="dxa" w:w="1928"/>
+            <w:tcW w:type="dxa" w:w="1191"/>
           </w:tcPr>
           <w:p>
             <w:pPr>
@@ -2732,15 +2755,15 @@
               <w:rPr>
                 <w:rFonts w:ascii="Malgun Gothic" w:hAnsi="Malgun Gothic" w:eastAsia="Malgun Gothic"/>
                 <w:b w:val="0"/>
-                <w:sz w:val="18"/>
+                <w:sz w:val="16"/>
               </w:rPr>
-              <w:t>합성 GRF</w:t>
+              <w:t>합성</w:t>
             </w:r>
           </w:p>
         </w:tc>
         <w:tc>
           <w:tcPr>
-            <w:tcW w:type="dxa" w:w="794"/>
+            <w:tcW w:type="dxa" w:w="1701"/>
           </w:tcPr>
           <w:p>
             <w:pPr>
@@ -2752,20 +2775,15 @@
               <w:rPr>
                 <w:rFonts w:ascii="Malgun Gothic" w:hAnsi="Malgun Gothic" w:eastAsia="Malgun Gothic"/>
                 <w:b w:val="0"/>
-                <w:sz w:val="18"/>
+                <w:sz w:val="16"/>
               </w:rPr>
-              <w:t>135</w:t>
+              <w:t>합성 GRF</w:t>
             </w:r>
           </w:p>
         </w:tc>
-      </w:tr>
-      <w:tr>
-        <w:trPr>
-          <w:cantSplit/>
-        </w:trPr>
         <w:tc>
           <w:tcPr>
-            <w:tcW w:type="dxa" w:w="1531"/>
+            <w:tcW w:type="dxa" w:w="737"/>
           </w:tcPr>
           <w:p>
             <w:pPr>
@@ -2777,15 +2795,15 @@
               <w:rPr>
                 <w:rFonts w:ascii="Malgun Gothic" w:hAnsi="Malgun Gothic" w:eastAsia="Malgun Gothic"/>
                 <w:b w:val="0"/>
-                <w:sz w:val="18"/>
+                <w:sz w:val="16"/>
               </w:rPr>
-              <w:t>박스 들기</w:t>
+              <w:t>135</w:t>
             </w:r>
           </w:p>
         </w:tc>
         <w:tc>
           <w:tcPr>
-            <w:tcW w:type="dxa" w:w="1077"/>
+            <w:tcW w:type="dxa" w:w="1191"/>
           </w:tcPr>
           <w:p>
             <w:pPr>
@@ -2797,15 +2815,20 @@
               <w:rPr>
                 <w:rFonts w:ascii="Malgun Gothic" w:hAnsi="Malgun Gothic" w:eastAsia="Malgun Gothic"/>
                 <w:b w:val="0"/>
-                <w:sz w:val="18"/>
+                <w:sz w:val="16"/>
               </w:rPr>
-              <w:t>20 kg</w:t>
+              <w:t>26.7 Hz (비균일)</w:t>
             </w:r>
           </w:p>
         </w:tc>
+      </w:tr>
+      <w:tr>
+        <w:trPr>
+          <w:cantSplit/>
+        </w:trPr>
         <w:tc>
           <w:tcPr>
-            <w:tcW w:type="dxa" w:w="2438"/>
+            <w:tcW w:type="dxa" w:w="1417"/>
           </w:tcPr>
           <w:p>
             <w:pPr>
@@ -2817,15 +2840,15 @@
               <w:rPr>
                 <w:rFonts w:ascii="Malgun Gothic" w:hAnsi="Malgun Gothic" w:eastAsia="Malgun Gothic"/>
                 <w:b w:val="0"/>
-                <w:sz w:val="18"/>
+                <w:sz w:val="16"/>
               </w:rPr>
-              <w:t>스툽 자세, 테이블 30 cm</w:t>
+              <w:t>박스 들기</w:t>
             </w:r>
           </w:p>
         </w:tc>
         <w:tc>
           <w:tcPr>
-            <w:tcW w:type="dxa" w:w="1304"/>
+            <w:tcW w:type="dxa" w:w="964"/>
           </w:tcPr>
           <w:p>
             <w:pPr>
@@ -2837,15 +2860,15 @@
               <w:rPr>
                 <w:rFonts w:ascii="Malgun Gothic" w:hAnsi="Malgun Gothic" w:eastAsia="Malgun Gothic"/>
                 <w:b w:val="0"/>
-                <w:sz w:val="18"/>
+                <w:sz w:val="16"/>
               </w:rPr>
-              <w:t>합성</w:t>
+              <w:t>20 kg</w:t>
             </w:r>
           </w:p>
         </w:tc>
         <w:tc>
           <w:tcPr>
-            <w:tcW w:type="dxa" w:w="1928"/>
+            <w:tcW w:type="dxa" w:w="2098"/>
           </w:tcPr>
           <w:p>
             <w:pPr>
@@ -2857,15 +2880,15 @@
               <w:rPr>
                 <w:rFonts w:ascii="Malgun Gothic" w:hAnsi="Malgun Gothic" w:eastAsia="Malgun Gothic"/>
                 <w:b w:val="0"/>
-                <w:sz w:val="18"/>
+                <w:sz w:val="16"/>
               </w:rPr>
-              <w:t>없음 (골반 reserve)</w:t>
+              <w:t>스툽 자세, 테이블 30 cm</w:t>
             </w:r>
           </w:p>
         </w:tc>
         <w:tc>
           <w:tcPr>
-            <w:tcW w:type="dxa" w:w="794"/>
+            <w:tcW w:type="dxa" w:w="1191"/>
           </w:tcPr>
           <w:p>
             <w:pPr>
@@ -2877,20 +2900,15 @@
               <w:rPr>
                 <w:rFonts w:ascii="Malgun Gothic" w:hAnsi="Malgun Gothic" w:eastAsia="Malgun Gothic"/>
                 <w:b w:val="0"/>
-                <w:sz w:val="18"/>
+                <w:sz w:val="16"/>
               </w:rPr>
-              <w:t>226</w:t>
+              <w:t>합성</w:t>
             </w:r>
           </w:p>
         </w:tc>
-      </w:tr>
-      <w:tr>
-        <w:trPr>
-          <w:cantSplit/>
-        </w:trPr>
         <w:tc>
           <w:tcPr>
-            <w:tcW w:type="dxa" w:w="1531"/>
+            <w:tcW w:type="dxa" w:w="1701"/>
           </w:tcPr>
           <w:p>
             <w:pPr>
@@ -2902,15 +2920,15 @@
               <w:rPr>
                 <w:rFonts w:ascii="Malgun Gothic" w:hAnsi="Malgun Gothic" w:eastAsia="Malgun Gothic"/>
                 <w:b w:val="0"/>
-                <w:sz w:val="18"/>
+                <w:sz w:val="16"/>
               </w:rPr>
-              <w:t>맨몸 보행</w:t>
+              <w:t>없음 (골반 reserve)</w:t>
             </w:r>
           </w:p>
         </w:tc>
         <w:tc>
           <w:tcPr>
-            <w:tcW w:type="dxa" w:w="1077"/>
+            <w:tcW w:type="dxa" w:w="737"/>
           </w:tcPr>
           <w:p>
             <w:pPr>
@@ -2922,15 +2940,15 @@
               <w:rPr>
                 <w:rFonts w:ascii="Malgun Gothic" w:hAnsi="Malgun Gothic" w:eastAsia="Malgun Gothic"/>
                 <w:b w:val="0"/>
-                <w:sz w:val="18"/>
+                <w:sz w:val="16"/>
               </w:rPr>
-              <w:t>0 kg</w:t>
+              <w:t>226</w:t>
             </w:r>
           </w:p>
         </w:tc>
         <w:tc>
           <w:tcPr>
-            <w:tcW w:type="dxa" w:w="2438"/>
+            <w:tcW w:type="dxa" w:w="1191"/>
           </w:tcPr>
           <w:p>
             <w:pPr>
@@ -2942,15 +2960,20 @@
               <w:rPr>
                 <w:rFonts w:ascii="Malgun Gothic" w:hAnsi="Malgun Gothic" w:eastAsia="Malgun Gothic"/>
                 <w:b w:val="0"/>
-                <w:sz w:val="18"/>
+                <w:sz w:val="16"/>
               </w:rPr>
-              <w:t>정상 보행 1주기</w:t>
+              <w:t>30 Hz</w:t>
             </w:r>
           </w:p>
         </w:tc>
+      </w:tr>
+      <w:tr>
+        <w:trPr>
+          <w:cantSplit/>
+        </w:trPr>
         <w:tc>
           <w:tcPr>
-            <w:tcW w:type="dxa" w:w="1304"/>
+            <w:tcW w:type="dxa" w:w="1417"/>
           </w:tcPr>
           <w:p>
             <w:pPr>
@@ -2962,15 +2985,15 @@
               <w:rPr>
                 <w:rFonts w:ascii="Malgun Gothic" w:hAnsi="Malgun Gothic" w:eastAsia="Malgun Gothic"/>
                 <w:b w:val="0"/>
-                <w:sz w:val="18"/>
+                <w:sz w:val="16"/>
               </w:rPr>
-              <w:t>실측 리타겟</w:t>
+              <w:t>맨몸 보행</w:t>
             </w:r>
           </w:p>
         </w:tc>
         <w:tc>
           <w:tcPr>
-            <w:tcW w:type="dxa" w:w="1928"/>
+            <w:tcW w:type="dxa" w:w="964"/>
           </w:tcPr>
           <w:p>
             <w:pPr>
@@ -2982,15 +3005,15 @@
               <w:rPr>
                 <w:rFonts w:ascii="Malgun Gothic" w:hAnsi="Malgun Gothic" w:eastAsia="Malgun Gothic"/>
                 <w:b w:val="0"/>
-                <w:sz w:val="18"/>
+                <w:sz w:val="16"/>
               </w:rPr>
-              <w:t>실측 GRF</w:t>
+              <w:t>0 kg</w:t>
             </w:r>
           </w:p>
         </w:tc>
         <w:tc>
           <w:tcPr>
-            <w:tcW w:type="dxa" w:w="794"/>
+            <w:tcW w:type="dxa" w:w="2098"/>
           </w:tcPr>
           <w:p>
             <w:pPr>
@@ -3002,9 +3025,89 @@
               <w:rPr>
                 <w:rFonts w:ascii="Malgun Gothic" w:hAnsi="Malgun Gothic" w:eastAsia="Malgun Gothic"/>
                 <w:b w:val="0"/>
-                <w:sz w:val="18"/>
+                <w:sz w:val="16"/>
+              </w:rPr>
+              <w:t>정상 보행 1주기</w:t>
+            </w:r>
+          </w:p>
+        </w:tc>
+        <w:tc>
+          <w:tcPr>
+            <w:tcW w:type="dxa" w:w="1191"/>
+          </w:tcPr>
+          <w:p>
+            <w:pPr>
+              <w:keepNext/>
+              <w:spacing w:line="288" w:lineRule="auto" w:after="20"/>
+              <w:jc w:val="left"/>
+            </w:pPr>
+            <w:r>
+              <w:rPr>
+                <w:rFonts w:ascii="Malgun Gothic" w:hAnsi="Malgun Gothic" w:eastAsia="Malgun Gothic"/>
+                <w:b w:val="0"/>
+                <w:sz w:val="16"/>
+              </w:rPr>
+              <w:t>실측 리타겟</w:t>
+            </w:r>
+          </w:p>
+        </w:tc>
+        <w:tc>
+          <w:tcPr>
+            <w:tcW w:type="dxa" w:w="1701"/>
+          </w:tcPr>
+          <w:p>
+            <w:pPr>
+              <w:keepNext/>
+              <w:spacing w:line="288" w:lineRule="auto" w:after="20"/>
+              <w:jc w:val="left"/>
+            </w:pPr>
+            <w:r>
+              <w:rPr>
+                <w:rFonts w:ascii="Malgun Gothic" w:hAnsi="Malgun Gothic" w:eastAsia="Malgun Gothic"/>
+                <w:b w:val="0"/>
+                <w:sz w:val="16"/>
+              </w:rPr>
+              <w:t>실측 GRF</w:t>
+            </w:r>
+          </w:p>
+        </w:tc>
+        <w:tc>
+          <w:tcPr>
+            <w:tcW w:type="dxa" w:w="737"/>
+          </w:tcPr>
+          <w:p>
+            <w:pPr>
+              <w:keepNext/>
+              <w:spacing w:line="288" w:lineRule="auto" w:after="20"/>
+              <w:jc w:val="left"/>
+            </w:pPr>
+            <w:r>
+              <w:rPr>
+                <w:rFonts w:ascii="Malgun Gothic" w:hAnsi="Malgun Gothic" w:eastAsia="Malgun Gothic"/>
+                <w:b w:val="0"/>
+                <w:sz w:val="16"/>
               </w:rPr>
               <w:t>73</w:t>
+            </w:r>
+          </w:p>
+        </w:tc>
+        <w:tc>
+          <w:tcPr>
+            <w:tcW w:type="dxa" w:w="1191"/>
+          </w:tcPr>
+          <w:p>
+            <w:pPr>
+              <w:keepNext/>
+              <w:spacing w:line="288" w:lineRule="auto" w:after="20"/>
+              <w:jc w:val="left"/>
+            </w:pPr>
+            <w:r>
+              <w:rPr>
+                <w:rFonts w:ascii="Malgun Gothic" w:hAnsi="Malgun Gothic" w:eastAsia="Malgun Gothic"/>
+                <w:b w:val="0"/>
+                <w:sz w:val="16"/>
+              </w:rPr>
+              <w:t>60 Hz</w:t>
             </w:r>
           </w:p>
         </w:tc>
@@ -3015,7 +3118,7 @@
         </w:trPr>
         <w:tc>
           <w:tcPr>
-            <w:tcW w:type="dxa" w:w="1531"/>
+            <w:tcW w:type="dxa" w:w="1417"/>
           </w:tcPr>
           <w:p>
             <w:pPr>
@@ -3026,7 +3129,7 @@
               <w:rPr>
                 <w:rFonts w:ascii="Malgun Gothic" w:hAnsi="Malgun Gothic" w:eastAsia="Malgun Gothic"/>
                 <w:b w:val="0"/>
-                <w:sz w:val="18"/>
+                <w:sz w:val="16"/>
               </w:rPr>
               <w:t>박스 운반</w:t>
             </w:r>
@@ -3034,7 +3137,7 @@
         </w:tc>
         <w:tc>
           <w:tcPr>
-            <w:tcW w:type="dxa" w:w="1077"/>
+            <w:tcW w:type="dxa" w:w="964"/>
           </w:tcPr>
           <w:p>
             <w:pPr>
@@ -3045,7 +3148,7 @@
               <w:rPr>
                 <w:rFonts w:ascii="Malgun Gothic" w:hAnsi="Malgun Gothic" w:eastAsia="Malgun Gothic"/>
                 <w:b w:val="0"/>
-                <w:sz w:val="18"/>
+                <w:sz w:val="16"/>
               </w:rPr>
               <w:t>20 kg</w:t>
             </w:r>
@@ -3053,7 +3156,7 @@
         </w:tc>
         <w:tc>
           <w:tcPr>
-            <w:tcW w:type="dxa" w:w="2438"/>
+            <w:tcW w:type="dxa" w:w="2098"/>
           </w:tcPr>
           <w:p>
             <w:pPr>
@@ -3064,7 +3167,7 @@
               <w:rPr>
                 <w:rFonts w:ascii="Malgun Gothic" w:hAnsi="Malgun Gothic" w:eastAsia="Malgun Gothic"/>
                 <w:b w:val="0"/>
-                <w:sz w:val="18"/>
+                <w:sz w:val="16"/>
               </w:rPr>
               <w:t>전방 하중, 체간 후경 5°</w:t>
             </w:r>
@@ -3072,7 +3175,7 @@
         </w:tc>
         <w:tc>
           <w:tcPr>
-            <w:tcW w:type="dxa" w:w="1304"/>
+            <w:tcW w:type="dxa" w:w="1191"/>
           </w:tcPr>
           <w:p>
             <w:pPr>
@@ -3083,7 +3186,7 @@
               <w:rPr>
                 <w:rFonts w:ascii="Malgun Gothic" w:hAnsi="Malgun Gothic" w:eastAsia="Malgun Gothic"/>
                 <w:b w:val="0"/>
-                <w:sz w:val="18"/>
+                <w:sz w:val="16"/>
               </w:rPr>
               <w:t>실측 리타겟</w:t>
             </w:r>
@@ -3091,7 +3194,7 @@
         </w:tc>
         <w:tc>
           <w:tcPr>
-            <w:tcW w:type="dxa" w:w="1928"/>
+            <w:tcW w:type="dxa" w:w="1701"/>
           </w:tcPr>
           <w:p>
             <w:pPr>
@@ -3102,7 +3205,7 @@
               <w:rPr>
                 <w:rFonts w:ascii="Malgun Gothic" w:hAnsi="Malgun Gothic" w:eastAsia="Malgun Gothic"/>
                 <w:b w:val="0"/>
-                <w:sz w:val="18"/>
+                <w:sz w:val="16"/>
               </w:rPr>
               <w:t>실측 GRF + 하중 분배</w:t>
             </w:r>
@@ -3110,7 +3213,7 @@
         </w:tc>
         <w:tc>
           <w:tcPr>
-            <w:tcW w:type="dxa" w:w="794"/>
+            <w:tcW w:type="dxa" w:w="737"/>
           </w:tcPr>
           <w:p>
             <w:pPr>
@@ -3121,9 +3224,28 @@
               <w:rPr>
                 <w:rFonts w:ascii="Malgun Gothic" w:hAnsi="Malgun Gothic" w:eastAsia="Malgun Gothic"/>
                 <w:b w:val="0"/>
-                <w:sz w:val="18"/>
+                <w:sz w:val="16"/>
               </w:rPr>
               <w:t>73</w:t>
+            </w:r>
+          </w:p>
+        </w:tc>
+        <w:tc>
+          <w:tcPr>
+            <w:tcW w:type="dxa" w:w="1191"/>
+          </w:tcPr>
+          <w:p>
+            <w:pPr>
+              <w:spacing w:line="288" w:lineRule="auto" w:after="20"/>
+              <w:jc w:val="left"/>
+            </w:pPr>
+            <w:r>
+              <w:rPr>
+                <w:rFonts w:ascii="Malgun Gothic" w:hAnsi="Malgun Gothic" w:eastAsia="Malgun Gothic"/>
+                <w:b w:val="0"/>
+                <w:sz w:val="16"/>
+              </w:rPr>
+              <w:t>60 Hz</w:t>
             </w:r>
           </w:p>
         </w:tc>
@@ -3136,7 +3258,7 @@
     </w:p>
     <w:p>
       <w:pPr>
-        <w:spacing w:line="408" w:lineRule="auto" w:before="0" w:after="80"/>
+        <w:spacing w:line="384" w:lineRule="auto" w:before="0" w:after="80"/>
         <w:ind w:firstLine="283"/>
         <w:jc w:val="both"/>
       </w:pPr>
@@ -3159,7 +3281,7 @@
       <w:r>
         <w:drawing>
           <wp:inline xmlns:a="http://schemas.openxmlformats.org/drawingml/2006/main" xmlns:pic="http://schemas.openxmlformats.org/drawingml/2006/picture">
-            <wp:extent cx="5580000" cy="2209258"/>
+            <wp:extent cx="5903999" cy="2715230"/>
             <wp:docPr id="2" name="Picture 2"/>
             <wp:cNvGraphicFramePr>
               <a:graphicFrameLocks noChangeAspect="1"/>
@@ -3180,7 +3302,7 @@
                   <pic:spPr>
                     <a:xfrm>
                       <a:off x="0" y="0"/>
-                      <a:ext cx="5580000" cy="2209258"/>
+                      <a:ext cx="5903999" cy="2715230"/>
                     </a:xfrm>
                     <a:prstGeom prst="rect"/>
                   </pic:spPr>
@@ -3230,7 +3352,7 @@
     </w:p>
     <w:p>
       <w:pPr>
-        <w:spacing w:line="408" w:lineRule="auto" w:before="0" w:after="80"/>
+        <w:spacing w:line="384" w:lineRule="auto" w:before="0" w:after="80"/>
         <w:ind w:firstLine="283"/>
         <w:jc w:val="both"/>
       </w:pPr>
@@ -3261,7 +3383,7 @@
     </w:p>
     <w:p>
       <w:pPr>
-        <w:spacing w:line="408" w:lineRule="auto" w:before="0" w:after="80"/>
+        <w:spacing w:line="384" w:lineRule="auto" w:before="0" w:after="80"/>
         <w:ind w:firstLine="283"/>
         <w:jc w:val="both"/>
       </w:pPr>
@@ -3590,7 +3712,7 @@
     </w:p>
     <w:p>
       <w:pPr>
-        <w:spacing w:line="408" w:lineRule="auto" w:before="0" w:after="80"/>
+        <w:spacing w:line="384" w:lineRule="auto" w:before="0" w:after="80"/>
         <w:ind w:firstLine="283"/>
         <w:jc w:val="both"/>
       </w:pPr>
@@ -3621,7 +3743,7 @@
     </w:p>
     <w:p>
       <w:pPr>
-        <w:spacing w:line="408" w:lineRule="auto" w:before="0" w:after="80"/>
+        <w:spacing w:line="384" w:lineRule="auto" w:before="0" w:after="80"/>
         <w:ind w:firstLine="283"/>
         <w:jc w:val="both"/>
       </w:pPr>
@@ -3637,7 +3759,7 @@
     </w:p>
     <w:p>
       <w:pPr>
-        <w:spacing w:line="408" w:lineRule="auto" w:before="0" w:after="60"/>
+        <w:spacing w:line="384" w:lineRule="auto" w:before="0" w:after="60"/>
         <w:jc w:val="both"/>
       </w:pPr>
       <w:r>
@@ -3652,7 +3774,7 @@
     </w:p>
     <w:p>
       <w:pPr>
-        <w:spacing w:line="408" w:lineRule="auto" w:before="0" w:after="60"/>
+        <w:spacing w:line="384" w:lineRule="auto" w:before="0" w:after="60"/>
         <w:jc w:val="both"/>
       </w:pPr>
       <w:r>
@@ -3667,7 +3789,7 @@
     </w:p>
     <w:p>
       <w:pPr>
-        <w:spacing w:line="408" w:lineRule="auto" w:before="0" w:after="60"/>
+        <w:spacing w:line="384" w:lineRule="auto" w:before="0" w:after="60"/>
         <w:jc w:val="both"/>
       </w:pPr>
       <w:r>
@@ -3682,7 +3804,7 @@
     </w:p>
     <w:p>
       <w:pPr>
-        <w:spacing w:line="408" w:lineRule="auto" w:before="0" w:after="80"/>
+        <w:spacing w:line="384" w:lineRule="auto" w:before="0" w:after="80"/>
         <w:ind w:firstLine="283"/>
         <w:jc w:val="both"/>
       </w:pPr>
@@ -3906,7 +4028,7 @@
                 <w:b w:val="0"/>
                 <w:sz w:val="18"/>
               </w:rPr>
-              <w:t>코사인 램프</w:t>
+              <w:t>코사인 램프 (30 Hz)</w:t>
             </w:r>
           </w:p>
         </w:tc>
@@ -3991,7 +4113,7 @@
                 <w:b w:val="0"/>
                 <w:sz w:val="18"/>
               </w:rPr>
-              <w:t>코사인 램프</w:t>
+              <w:t>코사인 램프 (26.7 Hz)</w:t>
             </w:r>
           </w:p>
         </w:tc>
@@ -4076,7 +4198,7 @@
                 <w:b w:val="0"/>
                 <w:sz w:val="18"/>
               </w:rPr>
-              <w:t>하중 구간</w:t>
+              <w:t>하중 구간 (30 Hz)</w:t>
             </w:r>
           </w:p>
         </w:tc>
@@ -4161,7 +4283,7 @@
                 <w:b w:val="0"/>
                 <w:sz w:val="18"/>
               </w:rPr>
-              <w:t>상시 24 N·m</w:t>
+              <w:t>상시 24 N·m (60 Hz)</w:t>
             </w:r>
           </w:p>
         </w:tc>
@@ -4242,7 +4364,7 @@
                 <w:b w:val="0"/>
                 <w:sz w:val="18"/>
               </w:rPr>
-              <w:t>상시 24 N·m</w:t>
+              <w:t>상시 24 N·m (60 Hz)</w:t>
             </w:r>
           </w:p>
         </w:tc>
@@ -4270,7 +4392,7 @@
     </w:p>
     <w:p>
       <w:pPr>
-        <w:spacing w:line="408" w:lineRule="auto" w:before="0" w:after="80"/>
+        <w:spacing w:line="384" w:lineRule="auto" w:before="0" w:after="80"/>
         <w:ind w:firstLine="283"/>
         <w:jc w:val="both"/>
       </w:pPr>
@@ -4293,7 +4415,7 @@
       <w:r>
         <w:drawing>
           <wp:inline xmlns:a="http://schemas.openxmlformats.org/drawingml/2006/main" xmlns:pic="http://schemas.openxmlformats.org/drawingml/2006/picture">
-            <wp:extent cx="5580000" cy="1749366"/>
+            <wp:extent cx="5903999" cy="2375826"/>
             <wp:docPr id="3" name="Picture 3"/>
             <wp:cNvGraphicFramePr>
               <a:graphicFrameLocks noChangeAspect="1"/>
@@ -4314,7 +4436,7 @@
                   <pic:spPr>
                     <a:xfrm>
                       <a:off x="0" y="0"/>
-                      <a:ext cx="5580000" cy="1749366"/>
+                      <a:ext cx="5903999" cy="2375826"/>
                     </a:xfrm>
                     <a:prstGeom prst="rect"/>
                   </pic:spPr>
@@ -4364,7 +4486,7 @@
     </w:p>
     <w:p>
       <w:pPr>
-        <w:spacing w:line="408" w:lineRule="auto" w:before="0" w:after="80"/>
+        <w:spacing w:line="384" w:lineRule="auto" w:before="0" w:after="80"/>
         <w:ind w:firstLine="283"/>
         <w:jc w:val="both"/>
       </w:pPr>
@@ -4380,7 +4502,7 @@
     </w:p>
     <w:p>
       <w:pPr>
-        <w:spacing w:line="408" w:lineRule="auto" w:before="0" w:after="60"/>
+        <w:spacing w:line="384" w:lineRule="auto" w:before="0" w:after="60"/>
         <w:jc w:val="both"/>
       </w:pPr>
       <w:r>
@@ -4395,7 +4517,7 @@
     </w:p>
     <w:p>
       <w:pPr>
-        <w:spacing w:line="408" w:lineRule="auto" w:before="0" w:after="60"/>
+        <w:spacing w:line="384" w:lineRule="auto" w:before="0" w:after="60"/>
         <w:jc w:val="both"/>
       </w:pPr>
       <w:r>
@@ -4410,7 +4532,7 @@
     </w:p>
     <w:p>
       <w:pPr>
-        <w:spacing w:line="408" w:lineRule="auto" w:before="0" w:after="60"/>
+        <w:spacing w:line="384" w:lineRule="auto" w:before="0" w:after="60"/>
         <w:jc w:val="both"/>
       </w:pPr>
       <w:r>
@@ -4425,7 +4547,7 @@
     </w:p>
     <w:p>
       <w:pPr>
-        <w:spacing w:line="408" w:lineRule="auto" w:before="0" w:after="60"/>
+        <w:spacing w:line="384" w:lineRule="auto" w:before="0" w:after="60"/>
         <w:jc w:val="both"/>
       </w:pPr>
       <w:r>
@@ -4440,7 +4562,7 @@
     </w:p>
     <w:p>
       <w:pPr>
-        <w:spacing w:line="408" w:lineRule="auto" w:before="0" w:after="80"/>
+        <w:spacing w:line="384" w:lineRule="auto" w:before="0" w:after="80"/>
         <w:ind w:firstLine="283"/>
         <w:jc w:val="both"/>
       </w:pPr>
@@ -5135,7 +5257,7 @@
                 <w:b w:val="0"/>
                 <w:sz w:val="18"/>
               </w:rPr>
-              <w:t>4.79</w:t>
+              <w:t>+4.79</w:t>
             </w:r>
           </w:p>
         </w:tc>
@@ -5155,7 +5277,7 @@
                 <w:b/>
                 <w:sz w:val="18"/>
               </w:rPr>
-              <w:t>21.4</w:t>
+              <w:t>+21.4</w:t>
             </w:r>
           </w:p>
         </w:tc>
@@ -5274,7 +5396,7 @@
                 <w:b/>
                 <w:sz w:val="18"/>
               </w:rPr>
-              <w:t>−27.6</w:t>
+              <w:t>−27.7</w:t>
             </w:r>
           </w:p>
         </w:tc>
@@ -5287,7 +5409,7 @@
     </w:p>
     <w:p>
       <w:pPr>
-        <w:spacing w:line="408" w:lineRule="auto" w:before="0" w:after="80"/>
+        <w:spacing w:line="384" w:lineRule="auto" w:before="0" w:after="80"/>
         <w:ind w:firstLine="283"/>
         <w:jc w:val="both"/>
       </w:pPr>
@@ -5310,7 +5432,7 @@
       <w:r>
         <w:drawing>
           <wp:inline xmlns:a="http://schemas.openxmlformats.org/drawingml/2006/main" xmlns:pic="http://schemas.openxmlformats.org/drawingml/2006/picture">
-            <wp:extent cx="5580000" cy="3099125"/>
+            <wp:extent cx="5903999" cy="3276697"/>
             <wp:docPr id="4" name="Picture 4"/>
             <wp:cNvGraphicFramePr>
               <a:graphicFrameLocks noChangeAspect="1"/>
@@ -5331,7 +5453,7 @@
                   <pic:spPr>
                     <a:xfrm>
                       <a:off x="0" y="0"/>
-                      <a:ext cx="5580000" cy="3099125"/>
+                      <a:ext cx="5903999" cy="3276697"/>
                     </a:xfrm>
                     <a:prstGeom prst="rect"/>
                   </pic:spPr>
@@ -5381,7 +5503,7 @@
     </w:p>
     <w:p>
       <w:pPr>
-        <w:spacing w:line="408" w:lineRule="auto" w:before="0" w:after="80"/>
+        <w:spacing w:line="384" w:lineRule="auto" w:before="0" w:after="80"/>
         <w:ind w:firstLine="283"/>
         <w:jc w:val="both"/>
       </w:pPr>
@@ -5392,7 +5514,7 @@
           <w:i w:val="0"/>
           <w:sz w:val="21"/>
         </w:rPr>
-        <w:t>허리에 신전 부하가 걸리는 4개 동작을 외부 하중 순으로 정렬하면, 주 지표에서 상대 감소율이 부하가 클수록 작아지는 경향이 관찰된다(Figure 5). 동일한 20 kg 하중을 갖는 두 동작(운반 −27.6 %, 들기 −22.5 %)이 5.1 %p 차이로 근접하여, 자세 유형이 달라도 부하가 같으면 상대 효과가 유사함을 시사한다. 다만 이 경향은 주 지표에서만 성립하며 보조 지표에서는 성립하지 않는다(3.5절). 따라서 부하–효과 단조성을 본 연구의 확립된 결과로 제시하지 않으며, 모델 검증 근거로도 사용하지 않는다.</w:t>
+        <w:t>허리에 신전 부하가 걸리는 4개 동작을 외부 하중 순으로 정렬하면, 주 지표에서 상대 감소율이 부하가 클수록 작아지는 경향이 관찰된다(Figure 5). 동일한 20 kg 하중을 갖는 두 동작(운반 −27.7 %, 들기 −22.5 %)이 5.2 %p 차이로 근접하여, 자세 유형이 달라도 부하가 같으면 상대 효과가 유사함을 시사한다. 다만 이 경향은 주 지표에서만 성립하며 보조 지표에서는 성립하지 않는다(3.5절). 따라서 부하–효과 단조성을 본 연구의 확립된 결과로 제시하지 않으며, 모델 검증 근거로도 사용하지 않는다.</w:t>
       </w:r>
     </w:p>
     <w:p>
@@ -5404,7 +5526,7 @@
       <w:r>
         <w:drawing>
           <wp:inline xmlns:a="http://schemas.openxmlformats.org/drawingml/2006/main" xmlns:pic="http://schemas.openxmlformats.org/drawingml/2006/picture">
-            <wp:extent cx="4500000" cy="2941378"/>
+            <wp:extent cx="4500000" cy="2951982"/>
             <wp:docPr id="5" name="Picture 5"/>
             <wp:cNvGraphicFramePr>
               <a:graphicFrameLocks noChangeAspect="1"/>
@@ -5425,7 +5547,7 @@
                   <pic:spPr>
                     <a:xfrm>
                       <a:off x="0" y="0"/>
-                      <a:ext cx="4500000" cy="2941378"/>
+                      <a:ext cx="4500000" cy="2951982"/>
                     </a:xfrm>
                     <a:prstGeom prst="rect"/>
                   </pic:spPr>
@@ -5475,7 +5597,7 @@
     </w:p>
     <w:p>
       <w:pPr>
-        <w:spacing w:line="408" w:lineRule="auto" w:before="0" w:after="80"/>
+        <w:spacing w:line="384" w:lineRule="auto" w:before="0" w:after="80"/>
         <w:ind w:firstLine="283"/>
         <w:jc w:val="both"/>
       </w:pPr>
@@ -5506,7 +5628,7 @@
     </w:p>
     <w:p>
       <w:pPr>
-        <w:spacing w:line="408" w:lineRule="auto" w:before="0" w:after="80"/>
+        <w:spacing w:line="384" w:lineRule="auto" w:before="0" w:after="80"/>
         <w:ind w:firstLine="283"/>
         <w:jc w:val="both"/>
       </w:pPr>
@@ -5517,7 +5639,7 @@
           <w:i w:val="0"/>
           <w:sz w:val="21"/>
         </w:rPr>
-        <w:t>주 지표에서 보행의 ES peak는 22.41 → 27.20 %로 증가(+21.4 %)하는 반면, 보조 지표 ES mean은 1.92 → 1.69 %로 감소(−11.9 %)한다. 이 상반된 결과를 근육 단위로 분해한 결과, 활성도가 감소한 근육이 37개, 증가한 근육이 10개, 변화가 없는 근육이 29개였다. 감소분 합은 −39.63 %p, 증가분 합은 +22.25 %p로 순변화는 −17.38 %p이며, 집중도(peak/mean)는 11.68에서 16.10으로 상승하였다. 즉 총량은 감소하지만 부하가 소수 근육으로 집중된다. 근육군별 변화는 Table 7에, 보행 구간별 변화는 Table 8에 정리하였다.</w:t>
+        <w:t>주 지표에서 보행의 ES peak는 22.41 → 27.20 %로 증가(+21.4 %)하는 반면, 보조 지표 ES mean은 1.92 → 1.69 %로 감소(−12.0 %)한다. 이 상반된 결과를 근육 단위로 분해한 결과, 활성도가 감소한 근육이 37개, 증가한 근육이 10개, 변화가 없는 근육이 29개였다. 감소분 합은 −39.63 %p, 증가분 합은 +22.25 %p로 순변화는 −17.38 %p이며, 집중도(peak/mean)는 11.67에서 16.09으로 상승하였다. 즉 총량은 감소하지만 부하가 소수 근육으로 집중된다. 근육군별 변화는 Table 7에, 보행 구간별 변화는 Table 8에 정리하였다.</w:t>
       </w:r>
     </w:p>
     <w:p>
@@ -6179,7 +6301,7 @@
                 <w:b w:val="0"/>
                 <w:sz w:val="18"/>
               </w:rPr>
-              <w:t>2.55 → 1.69 (−33.6 %)</w:t>
+              <w:t>2.55 → 1.69 (−33.7 %)</w:t>
             </w:r>
           </w:p>
         </w:tc>
@@ -6199,7 +6321,7 @@
                 <w:b w:val="0"/>
                 <w:sz w:val="18"/>
               </w:rPr>
-              <w:t>9.81 → 16.56</w:t>
+              <w:t>9.80 → 16.59</w:t>
             </w:r>
           </w:p>
         </w:tc>
@@ -6264,7 +6386,7 @@
                 <w:b w:val="0"/>
                 <w:sz w:val="18"/>
               </w:rPr>
-              <w:t>1.96 → 1.58 (−19.1 %)</w:t>
+              <w:t>1.96 → 1.58 (−19.4 %)</w:t>
             </w:r>
           </w:p>
         </w:tc>
@@ -6284,7 +6406,7 @@
                 <w:b w:val="0"/>
                 <w:sz w:val="18"/>
               </w:rPr>
-              <w:t>11.20 → 16.65</w:t>
+              <w:t>11.18 → 16.69</w:t>
             </w:r>
           </w:p>
         </w:tc>
@@ -6349,7 +6471,7 @@
                 <w:b w:val="0"/>
                 <w:sz w:val="18"/>
               </w:rPr>
-              <w:t>2.78 → 1.74 (−37.7 %)</w:t>
+              <w:t>2.78 → 1.74 (−37.4 %)</w:t>
             </w:r>
           </w:p>
         </w:tc>
@@ -6369,7 +6491,7 @@
                 <w:b w:val="0"/>
                 <w:sz w:val="18"/>
               </w:rPr>
-              <w:t>10.11 → 17.12</w:t>
+              <w:t>10.12 → 17.07</w:t>
             </w:r>
           </w:p>
         </w:tc>
@@ -6431,7 +6553,7 @@
                 <w:b w:val="0"/>
                 <w:sz w:val="18"/>
               </w:rPr>
-              <w:t>1.92 → 1.69 (−11.9 %)</w:t>
+              <w:t>1.92 → 1.69 (−12.0 %)</w:t>
             </w:r>
           </w:p>
         </w:tc>
@@ -6450,7 +6572,7 @@
                 <w:b w:val="0"/>
                 <w:sz w:val="18"/>
               </w:rPr>
-              <w:t>11.68 → 16.10</w:t>
+              <w:t>11.67 → 16.09</w:t>
             </w:r>
           </w:p>
         </w:tc>
@@ -6463,7 +6585,7 @@
     </w:p>
     <w:p>
       <w:pPr>
-        <w:spacing w:line="408" w:lineRule="auto" w:before="0" w:after="80"/>
+        <w:spacing w:line="384" w:lineRule="auto" w:before="0" w:after="80"/>
         <w:ind w:firstLine="283"/>
         <w:jc w:val="both"/>
       </w:pPr>
@@ -6479,7 +6601,7 @@
     </w:p>
     <w:p>
       <w:pPr>
-        <w:spacing w:line="408" w:lineRule="auto" w:before="0" w:after="80"/>
+        <w:spacing w:line="384" w:lineRule="auto" w:before="0" w:after="80"/>
         <w:ind w:firstLine="283"/>
         <w:jc w:val="both"/>
       </w:pPr>
@@ -6495,7 +6617,7 @@
     </w:p>
     <w:p>
       <w:pPr>
-        <w:spacing w:line="408" w:lineRule="auto" w:before="0" w:after="80"/>
+        <w:spacing w:line="384" w:lineRule="auto" w:before="0" w:after="80"/>
         <w:ind w:firstLine="283"/>
         <w:jc w:val="both"/>
       </w:pPr>
@@ -6518,7 +6640,7 @@
       <w:r>
         <w:drawing>
           <wp:inline xmlns:a="http://schemas.openxmlformats.org/drawingml/2006/main" xmlns:pic="http://schemas.openxmlformats.org/drawingml/2006/picture">
-            <wp:extent cx="5580000" cy="1982731"/>
+            <wp:extent cx="5903999" cy="2158364"/>
             <wp:docPr id="6" name="Picture 6"/>
             <wp:cNvGraphicFramePr>
               <a:graphicFrameLocks noChangeAspect="1"/>
@@ -6539,7 +6661,7 @@
                   <pic:spPr>
                     <a:xfrm>
                       <a:off x="0" y="0"/>
-                      <a:ext cx="5580000" cy="1982731"/>
+                      <a:ext cx="5903999" cy="2158364"/>
                     </a:xfrm>
                     <a:prstGeom prst="rect"/>
                   </pic:spPr>
@@ -6569,7 +6691,7 @@
           <w:rFonts w:ascii="Malgun Gothic" w:hAnsi="Malgun Gothic" w:eastAsia="Malgun Gothic"/>
           <w:sz w:val="19"/>
         </w:rPr>
-        <w:t>맨몸 보행 조건의 근육별 재분배. (a) 최대 활성 근육은 증가, (b) 76근육 평균은 감소, (c) 근육별 시간평균 활성도 변화 분포.</w:t>
+        <w:t>맨몸 보행 조건의 근육별 재분배. (a) 최대 활성 근육은 증가, (b) 76근육 평균은 감소, (c) 근육별 시간평균 활성도 변화 분포(감소 37개·증가 10개, 변화량 오름차순 정렬).</w:t>
       </w:r>
     </w:p>
     <w:p>
@@ -6631,7 +6753,7 @@
         </w:trPr>
         <w:tc>
           <w:tcPr>
-            <w:tcW w:type="dxa" w:w="1361"/>
+            <w:tcW w:type="dxa" w:w="1474"/>
             <w:shd w:val="clear" w:color="auto" w:fill="E8ECEF"/>
           </w:tcPr>
           <w:p>
@@ -6645,7 +6767,7 @@
               <w:rPr>
                 <w:rFonts w:ascii="Malgun Gothic" w:hAnsi="Malgun Gothic" w:eastAsia="Malgun Gothic"/>
                 <w:b/>
-                <w:sz w:val="16"/>
+                <w:sz w:val="17"/>
               </w:rPr>
               <w:t>동작</w:t>
             </w:r>
@@ -6653,7 +6775,7 @@
         </w:tc>
         <w:tc>
           <w:tcPr>
-            <w:tcW w:type="dxa" w:w="794"/>
+            <w:tcW w:type="dxa" w:w="850"/>
             <w:shd w:val="clear" w:color="auto" w:fill="E8ECEF"/>
           </w:tcPr>
           <w:p>
@@ -6667,7 +6789,7 @@
               <w:rPr>
                 <w:rFonts w:ascii="Malgun Gothic" w:hAnsi="Malgun Gothic" w:eastAsia="Malgun Gothic"/>
                 <w:b/>
-                <w:sz w:val="16"/>
+                <w:sz w:val="17"/>
               </w:rPr>
               <w:t>하중</w:t>
             </w:r>
@@ -6675,7 +6797,7 @@
         </w:tc>
         <w:tc>
           <w:tcPr>
-            <w:tcW w:type="dxa" w:w="2268"/>
+            <w:tcW w:type="dxa" w:w="2211"/>
             <w:shd w:val="clear" w:color="auto" w:fill="E8ECEF"/>
           </w:tcPr>
           <w:p>
@@ -6689,7 +6811,7 @@
               <w:rPr>
                 <w:rFonts w:ascii="Malgun Gothic" w:hAnsi="Malgun Gothic" w:eastAsia="Malgun Gothic"/>
                 <w:b/>
-                <w:sz w:val="16"/>
+                <w:sz w:val="17"/>
               </w:rPr>
               <w:t>(a) 전주기 peak</w:t>
             </w:r>
@@ -6697,7 +6819,7 @@
         </w:tc>
         <w:tc>
           <w:tcPr>
-            <w:tcW w:type="dxa" w:w="2608"/>
+            <w:tcW w:type="dxa" w:w="2551"/>
             <w:shd w:val="clear" w:color="auto" w:fill="E8ECEF"/>
           </w:tcPr>
           <w:p>
@@ -6711,7 +6833,7 @@
               <w:rPr>
                 <w:rFonts w:ascii="Malgun Gothic" w:hAnsi="Malgun Gothic" w:eastAsia="Malgun Gothic"/>
                 <w:b/>
-                <w:sz w:val="16"/>
+                <w:sz w:val="17"/>
               </w:rPr>
               <w:t>(b) 슈트 작동창 peak 평균 (주 지표)</w:t>
             </w:r>
@@ -6719,7 +6841,7 @@
         </w:tc>
         <w:tc>
           <w:tcPr>
-            <w:tcW w:type="dxa" w:w="2268"/>
+            <w:tcW w:type="dxa" w:w="2211"/>
             <w:shd w:val="clear" w:color="auto" w:fill="E8ECEF"/>
           </w:tcPr>
           <w:p>
@@ -6733,7 +6855,7 @@
               <w:rPr>
                 <w:rFonts w:ascii="Malgun Gothic" w:hAnsi="Malgun Gothic" w:eastAsia="Malgun Gothic"/>
                 <w:b/>
-                <w:sz w:val="16"/>
+                <w:sz w:val="17"/>
               </w:rPr>
               <w:t>(c) ES mean 창평균</w:t>
             </w:r>
@@ -6746,7 +6868,7 @@
         </w:trPr>
         <w:tc>
           <w:tcPr>
-            <w:tcW w:type="dxa" w:w="1361"/>
+            <w:tcW w:type="dxa" w:w="1474"/>
           </w:tcPr>
           <w:p>
             <w:pPr>
@@ -6758,7 +6880,7 @@
               <w:rPr>
                 <w:rFonts w:ascii="Malgun Gothic" w:hAnsi="Malgun Gothic" w:eastAsia="Malgun Gothic"/>
                 <w:b w:val="0"/>
-                <w:sz w:val="16"/>
+                <w:sz w:val="17"/>
               </w:rPr>
               <w:t>맨몸 스쿼트</w:t>
             </w:r>
@@ -6766,7 +6888,7 @@
         </w:tc>
         <w:tc>
           <w:tcPr>
-            <w:tcW w:type="dxa" w:w="794"/>
+            <w:tcW w:type="dxa" w:w="850"/>
           </w:tcPr>
           <w:p>
             <w:pPr>
@@ -6778,7 +6900,7 @@
               <w:rPr>
                 <w:rFonts w:ascii="Malgun Gothic" w:hAnsi="Malgun Gothic" w:eastAsia="Malgun Gothic"/>
                 <w:b w:val="0"/>
-                <w:sz w:val="16"/>
+                <w:sz w:val="17"/>
               </w:rPr>
               <w:t>0 kg</w:t>
             </w:r>
@@ -6786,7 +6908,7 @@
         </w:tc>
         <w:tc>
           <w:tcPr>
-            <w:tcW w:type="dxa" w:w="2268"/>
+            <w:tcW w:type="dxa" w:w="2211"/>
           </w:tcPr>
           <w:p>
             <w:pPr>
@@ -6798,15 +6920,17 @@
               <w:rPr>
                 <w:rFonts w:ascii="Malgun Gothic" w:hAnsi="Malgun Gothic" w:eastAsia="Malgun Gothic"/>
                 <w:b w:val="0"/>
-                <w:sz w:val="16"/>
+                <w:sz w:val="17"/>
               </w:rPr>
-              <w:t>71.72 → 46.56 (−35.1 %)</w:t>
+              <w:t>71.72 → 46.56</w:t>
+              <w:br/>
+              <w:t>(−35.1 %)</w:t>
             </w:r>
           </w:p>
         </w:tc>
         <w:tc>
           <w:tcPr>
-            <w:tcW w:type="dxa" w:w="2608"/>
+            <w:tcW w:type="dxa" w:w="2551"/>
           </w:tcPr>
           <w:p>
             <w:pPr>
@@ -6818,15 +6942,17 @@
               <w:rPr>
                 <w:rFonts w:ascii="Malgun Gothic" w:hAnsi="Malgun Gothic" w:eastAsia="Malgun Gothic"/>
                 <w:b/>
-                <w:sz w:val="16"/>
+                <w:sz w:val="17"/>
               </w:rPr>
-              <w:t>60.37 → 37.88 (−37.3 %)</w:t>
+              <w:t>60.37 → 37.88</w:t>
+              <w:br/>
+              <w:t>(−37.3 %)</w:t>
             </w:r>
           </w:p>
         </w:tc>
         <w:tc>
           <w:tcPr>
-            <w:tcW w:type="dxa" w:w="2268"/>
+            <w:tcW w:type="dxa" w:w="2211"/>
           </w:tcPr>
           <w:p>
             <w:pPr>
@@ -6838,9 +6964,11 @@
               <w:rPr>
                 <w:rFonts w:ascii="Malgun Gothic" w:hAnsi="Malgun Gothic" w:eastAsia="Malgun Gothic"/>
                 <w:b w:val="0"/>
-                <w:sz w:val="16"/>
+                <w:sz w:val="17"/>
               </w:rPr>
-              <w:t>13.01 → 7.93 (−39.0 %)</w:t>
+              <w:t>13.01 → 7.93</w:t>
+              <w:br/>
+              <w:t>(−39.0 %)</w:t>
             </w:r>
           </w:p>
         </w:tc>
@@ -6851,7 +6979,7 @@
         </w:trPr>
         <w:tc>
           <w:tcPr>
-            <w:tcW w:type="dxa" w:w="1361"/>
+            <w:tcW w:type="dxa" w:w="1474"/>
           </w:tcPr>
           <w:p>
             <w:pPr>
@@ -6863,7 +6991,7 @@
               <w:rPr>
                 <w:rFonts w:ascii="Malgun Gothic" w:hAnsi="Malgun Gothic" w:eastAsia="Malgun Gothic"/>
                 <w:b w:val="0"/>
-                <w:sz w:val="16"/>
+                <w:sz w:val="17"/>
               </w:rPr>
               <w:t>맨몸 스툽</w:t>
             </w:r>
@@ -6871,7 +6999,7 @@
         </w:tc>
         <w:tc>
           <w:tcPr>
-            <w:tcW w:type="dxa" w:w="794"/>
+            <w:tcW w:type="dxa" w:w="850"/>
           </w:tcPr>
           <w:p>
             <w:pPr>
@@ -6883,7 +7011,7 @@
               <w:rPr>
                 <w:rFonts w:ascii="Malgun Gothic" w:hAnsi="Malgun Gothic" w:eastAsia="Malgun Gothic"/>
                 <w:b w:val="0"/>
-                <w:sz w:val="16"/>
+                <w:sz w:val="17"/>
               </w:rPr>
               <w:t>0 kg</w:t>
             </w:r>
@@ -6891,7 +7019,7 @@
         </w:tc>
         <w:tc>
           <w:tcPr>
-            <w:tcW w:type="dxa" w:w="2268"/>
+            <w:tcW w:type="dxa" w:w="2211"/>
           </w:tcPr>
           <w:p>
             <w:pPr>
@@ -6903,15 +7031,17 @@
               <w:rPr>
                 <w:rFonts w:ascii="Malgun Gothic" w:hAnsi="Malgun Gothic" w:eastAsia="Malgun Gothic"/>
                 <w:b w:val="0"/>
-                <w:sz w:val="16"/>
+                <w:sz w:val="17"/>
               </w:rPr>
-              <w:t>70.37 → 46.33 (−34.2 %)</w:t>
+              <w:t>70.37 → 46.33</w:t>
+              <w:br/>
+              <w:t>(−34.2 %)</w:t>
             </w:r>
           </w:p>
         </w:tc>
         <w:tc>
           <w:tcPr>
-            <w:tcW w:type="dxa" w:w="2608"/>
+            <w:tcW w:type="dxa" w:w="2551"/>
           </w:tcPr>
           <w:p>
             <w:pPr>
@@ -6923,15 +7053,17 @@
               <w:rPr>
                 <w:rFonts w:ascii="Malgun Gothic" w:hAnsi="Malgun Gothic" w:eastAsia="Malgun Gothic"/>
                 <w:b/>
-                <w:sz w:val="16"/>
+                <w:sz w:val="17"/>
               </w:rPr>
-              <w:t>65.30 → 43.74 (−33.0 %)</w:t>
+              <w:t>65.30 → 43.74</w:t>
+              <w:br/>
+              <w:t>(−33.0 %)</w:t>
             </w:r>
           </w:p>
         </w:tc>
         <w:tc>
           <w:tcPr>
-            <w:tcW w:type="dxa" w:w="2268"/>
+            <w:tcW w:type="dxa" w:w="2211"/>
           </w:tcPr>
           <w:p>
             <w:pPr>
@@ -6943,9 +7075,11 @@
               <w:rPr>
                 <w:rFonts w:ascii="Malgun Gothic" w:hAnsi="Malgun Gothic" w:eastAsia="Malgun Gothic"/>
                 <w:b w:val="0"/>
-                <w:sz w:val="16"/>
+                <w:sz w:val="17"/>
               </w:rPr>
-              <w:t>14.83 → 10.22 (−31.1 %)</w:t>
+              <w:t>14.83 → 10.22</w:t>
+              <w:br/>
+              <w:t>(−31.1 %)</w:t>
             </w:r>
           </w:p>
         </w:tc>
@@ -6956,7 +7090,7 @@
         </w:trPr>
         <w:tc>
           <w:tcPr>
-            <w:tcW w:type="dxa" w:w="1361"/>
+            <w:tcW w:type="dxa" w:w="1474"/>
           </w:tcPr>
           <w:p>
             <w:pPr>
@@ -6968,7 +7102,7 @@
               <w:rPr>
                 <w:rFonts w:ascii="Malgun Gothic" w:hAnsi="Malgun Gothic" w:eastAsia="Malgun Gothic"/>
                 <w:b w:val="0"/>
-                <w:sz w:val="16"/>
+                <w:sz w:val="17"/>
               </w:rPr>
               <w:t>박스 들기</w:t>
             </w:r>
@@ -6976,7 +7110,7 @@
         </w:tc>
         <w:tc>
           <w:tcPr>
-            <w:tcW w:type="dxa" w:w="794"/>
+            <w:tcW w:type="dxa" w:w="850"/>
           </w:tcPr>
           <w:p>
             <w:pPr>
@@ -6988,7 +7122,7 @@
               <w:rPr>
                 <w:rFonts w:ascii="Malgun Gothic" w:hAnsi="Malgun Gothic" w:eastAsia="Malgun Gothic"/>
                 <w:b w:val="0"/>
-                <w:sz w:val="16"/>
+                <w:sz w:val="17"/>
               </w:rPr>
               <w:t>20 kg</w:t>
             </w:r>
@@ -6996,7 +7130,7 @@
         </w:tc>
         <w:tc>
           <w:tcPr>
-            <w:tcW w:type="dxa" w:w="2268"/>
+            <w:tcW w:type="dxa" w:w="2211"/>
           </w:tcPr>
           <w:p>
             <w:pPr>
@@ -7008,15 +7142,17 @@
               <w:rPr>
                 <w:rFonts w:ascii="Malgun Gothic" w:hAnsi="Malgun Gothic" w:eastAsia="Malgun Gothic"/>
                 <w:b w:val="0"/>
-                <w:sz w:val="16"/>
+                <w:sz w:val="17"/>
               </w:rPr>
-              <w:t>83.02 → 56.33 (−32.1 %)</w:t>
+              <w:t>83.02 → 56.33</w:t>
+              <w:br/>
+              <w:t>(−32.1 %)</w:t>
             </w:r>
           </w:p>
         </w:tc>
         <w:tc>
           <w:tcPr>
-            <w:tcW w:type="dxa" w:w="2608"/>
+            <w:tcW w:type="dxa" w:w="2551"/>
           </w:tcPr>
           <w:p>
             <w:pPr>
@@ -7028,15 +7164,17 @@
               <w:rPr>
                 <w:rFonts w:ascii="Malgun Gothic" w:hAnsi="Malgun Gothic" w:eastAsia="Malgun Gothic"/>
                 <w:b/>
-                <w:sz w:val="16"/>
+                <w:sz w:val="17"/>
               </w:rPr>
-              <w:t>71.02 → 55.03 (−22.5 %)</w:t>
+              <w:t>71.02 → 55.03</w:t>
+              <w:br/>
+              <w:t>(−22.5 %)</w:t>
             </w:r>
           </w:p>
         </w:tc>
         <w:tc>
           <w:tcPr>
-            <w:tcW w:type="dxa" w:w="2268"/>
+            <w:tcW w:type="dxa" w:w="2211"/>
           </w:tcPr>
           <w:p>
             <w:pPr>
@@ -7048,9 +7186,11 @@
               <w:rPr>
                 <w:rFonts w:ascii="Malgun Gothic" w:hAnsi="Malgun Gothic" w:eastAsia="Malgun Gothic"/>
                 <w:b w:val="0"/>
-                <w:sz w:val="16"/>
+                <w:sz w:val="17"/>
               </w:rPr>
-              <w:t>12.50 → 8.22 (−34.2 %)</w:t>
+              <w:t>12.50 → 8.22</w:t>
+              <w:br/>
+              <w:t>(−34.2 %)</w:t>
             </w:r>
           </w:p>
         </w:tc>
@@ -7061,7 +7201,7 @@
         </w:trPr>
         <w:tc>
           <w:tcPr>
-            <w:tcW w:type="dxa" w:w="1361"/>
+            <w:tcW w:type="dxa" w:w="1474"/>
           </w:tcPr>
           <w:p>
             <w:pPr>
@@ -7073,7 +7213,7 @@
               <w:rPr>
                 <w:rFonts w:ascii="Malgun Gothic" w:hAnsi="Malgun Gothic" w:eastAsia="Malgun Gothic"/>
                 <w:b w:val="0"/>
-                <w:sz w:val="16"/>
+                <w:sz w:val="17"/>
               </w:rPr>
               <w:t>맨몸 보행</w:t>
             </w:r>
@@ -7081,7 +7221,7 @@
         </w:tc>
         <w:tc>
           <w:tcPr>
-            <w:tcW w:type="dxa" w:w="794"/>
+            <w:tcW w:type="dxa" w:w="850"/>
           </w:tcPr>
           <w:p>
             <w:pPr>
@@ -7093,7 +7233,7 @@
               <w:rPr>
                 <w:rFonts w:ascii="Malgun Gothic" w:hAnsi="Malgun Gothic" w:eastAsia="Malgun Gothic"/>
                 <w:b w:val="0"/>
-                <w:sz w:val="16"/>
+                <w:sz w:val="17"/>
               </w:rPr>
               <w:t>0 kg</w:t>
             </w:r>
@@ -7101,7 +7241,7 @@
         </w:tc>
         <w:tc>
           <w:tcPr>
-            <w:tcW w:type="dxa" w:w="2268"/>
+            <w:tcW w:type="dxa" w:w="2211"/>
           </w:tcPr>
           <w:p>
             <w:pPr>
@@ -7113,15 +7253,17 @@
               <w:rPr>
                 <w:rFonts w:ascii="Malgun Gothic" w:hAnsi="Malgun Gothic" w:eastAsia="Malgun Gothic"/>
                 <w:b w:val="0"/>
-                <w:sz w:val="16"/>
+                <w:sz w:val="17"/>
               </w:rPr>
-              <w:t>35.08 → 34.11 (−2.7 %)</w:t>
+              <w:t>35.08 → 34.11</w:t>
+              <w:br/>
+              <w:t>(−2.8 %)</w:t>
             </w:r>
           </w:p>
         </w:tc>
         <w:tc>
           <w:tcPr>
-            <w:tcW w:type="dxa" w:w="2608"/>
+            <w:tcW w:type="dxa" w:w="2551"/>
           </w:tcPr>
           <w:p>
             <w:pPr>
@@ -7133,15 +7275,17 @@
               <w:rPr>
                 <w:rFonts w:ascii="Malgun Gothic" w:hAnsi="Malgun Gothic" w:eastAsia="Malgun Gothic"/>
                 <w:b/>
-                <w:sz w:val="16"/>
+                <w:sz w:val="17"/>
               </w:rPr>
-              <w:t>22.41 → 27.20 (+21.4 %)</w:t>
+              <w:t>22.41 → 27.20</w:t>
+              <w:br/>
+              <w:t>(+21.4 %)</w:t>
             </w:r>
           </w:p>
         </w:tc>
         <w:tc>
           <w:tcPr>
-            <w:tcW w:type="dxa" w:w="2268"/>
+            <w:tcW w:type="dxa" w:w="2211"/>
           </w:tcPr>
           <w:p>
             <w:pPr>
@@ -7153,9 +7297,11 @@
               <w:rPr>
                 <w:rFonts w:ascii="Malgun Gothic" w:hAnsi="Malgun Gothic" w:eastAsia="Malgun Gothic"/>
                 <w:b w:val="0"/>
-                <w:sz w:val="16"/>
+                <w:sz w:val="17"/>
               </w:rPr>
-              <w:t>1.92 → 1.69 (−11.9 %)</w:t>
+              <w:t>1.92 → 1.69</w:t>
+              <w:br/>
+              <w:t>(−12.0 %)</w:t>
             </w:r>
           </w:p>
         </w:tc>
@@ -7166,7 +7312,7 @@
         </w:trPr>
         <w:tc>
           <w:tcPr>
-            <w:tcW w:type="dxa" w:w="1361"/>
+            <w:tcW w:type="dxa" w:w="1474"/>
           </w:tcPr>
           <w:p>
             <w:pPr>
@@ -7178,7 +7324,7 @@
               <w:rPr>
                 <w:rFonts w:ascii="Malgun Gothic" w:hAnsi="Malgun Gothic" w:eastAsia="Malgun Gothic"/>
                 <w:b w:val="0"/>
-                <w:sz w:val="16"/>
+                <w:sz w:val="17"/>
               </w:rPr>
               <w:t>박스 운반</w:t>
             </w:r>
@@ -7186,7 +7332,7 @@
         </w:tc>
         <w:tc>
           <w:tcPr>
-            <w:tcW w:type="dxa" w:w="794"/>
+            <w:tcW w:type="dxa" w:w="850"/>
           </w:tcPr>
           <w:p>
             <w:pPr>
@@ -7198,7 +7344,7 @@
               <w:rPr>
                 <w:rFonts w:ascii="Malgun Gothic" w:hAnsi="Malgun Gothic" w:eastAsia="Malgun Gothic"/>
                 <w:b w:val="0"/>
-                <w:sz w:val="16"/>
+                <w:sz w:val="17"/>
               </w:rPr>
               <w:t>20 kg</w:t>
             </w:r>
@@ -7206,7 +7352,7 @@
         </w:tc>
         <w:tc>
           <w:tcPr>
-            <w:tcW w:type="dxa" w:w="2268"/>
+            <w:tcW w:type="dxa" w:w="2211"/>
           </w:tcPr>
           <w:p>
             <w:pPr>
@@ -7218,15 +7364,17 @@
               <w:rPr>
                 <w:rFonts w:ascii="Malgun Gothic" w:hAnsi="Malgun Gothic" w:eastAsia="Malgun Gothic"/>
                 <w:b w:val="0"/>
-                <w:sz w:val="16"/>
+                <w:sz w:val="17"/>
               </w:rPr>
-              <w:t>100.00 → 88.61 (−11.4 %)</w:t>
+              <w:t>100.00 → 88.61</w:t>
+              <w:br/>
+              <w:t>(−11.4 %)</w:t>
             </w:r>
           </w:p>
         </w:tc>
         <w:tc>
           <w:tcPr>
-            <w:tcW w:type="dxa" w:w="2608"/>
+            <w:tcW w:type="dxa" w:w="2551"/>
           </w:tcPr>
           <w:p>
             <w:pPr>
@@ -7238,15 +7386,17 @@
               <w:rPr>
                 <w:rFonts w:ascii="Malgun Gothic" w:hAnsi="Malgun Gothic" w:eastAsia="Malgun Gothic"/>
                 <w:b/>
-                <w:sz w:val="16"/>
+                <w:sz w:val="17"/>
               </w:rPr>
-              <w:t>90.88 → 65.75 (−27.6 %)</w:t>
+              <w:t>90.88 → 65.75</w:t>
+              <w:br/>
+              <w:t>(−27.7 %)</w:t>
             </w:r>
           </w:p>
         </w:tc>
         <w:tc>
           <w:tcPr>
-            <w:tcW w:type="dxa" w:w="2268"/>
+            <w:tcW w:type="dxa" w:w="2211"/>
           </w:tcPr>
           <w:p>
             <w:pPr>
@@ -7258,9 +7408,11 @@
               <w:rPr>
                 <w:rFonts w:ascii="Malgun Gothic" w:hAnsi="Malgun Gothic" w:eastAsia="Malgun Gothic"/>
                 <w:b w:val="0"/>
-                <w:sz w:val="16"/>
+                <w:sz w:val="17"/>
               </w:rPr>
-              <w:t>15.44 → 10.30 (−33.3 %)</w:t>
+              <w:t>15.44 → 10.30</w:t>
+              <w:br/>
+              <w:t>(−33.3 %)</w:t>
             </w:r>
           </w:p>
         </w:tc>
@@ -7271,7 +7423,7 @@
         </w:trPr>
         <w:tc>
           <w:tcPr>
-            <w:tcW w:type="dxa" w:w="1361"/>
+            <w:tcW w:type="dxa" w:w="1474"/>
           </w:tcPr>
           <w:p>
             <w:pPr>
@@ -7282,7 +7434,7 @@
               <w:rPr>
                 <w:rFonts w:ascii="Malgun Gothic" w:hAnsi="Malgun Gothic" w:eastAsia="Malgun Gothic"/>
                 <w:b w:val="0"/>
-                <w:sz w:val="16"/>
+                <w:sz w:val="17"/>
               </w:rPr>
               <w:t>부하 순 단조 경향</w:t>
               <w:br/>
@@ -7292,7 +7444,7 @@
         </w:tc>
         <w:tc>
           <w:tcPr>
-            <w:tcW w:type="dxa" w:w="794"/>
+            <w:tcW w:type="dxa" w:w="850"/>
           </w:tcPr>
           <w:p>
             <w:pPr>
@@ -7303,7 +7455,7 @@
               <w:rPr>
                 <w:rFonts w:ascii="Malgun Gothic" w:hAnsi="Malgun Gothic" w:eastAsia="Malgun Gothic"/>
                 <w:b w:val="0"/>
-                <w:sz w:val="16"/>
+                <w:sz w:val="17"/>
               </w:rPr>
               <w:t>—</w:t>
             </w:r>
@@ -7311,7 +7463,7 @@
         </w:tc>
         <w:tc>
           <w:tcPr>
-            <w:tcW w:type="dxa" w:w="2268"/>
+            <w:tcW w:type="dxa" w:w="2211"/>
           </w:tcPr>
           <w:p>
             <w:pPr>
@@ -7322,7 +7474,7 @@
               <w:rPr>
                 <w:rFonts w:ascii="Malgun Gothic" w:hAnsi="Malgun Gothic" w:eastAsia="Malgun Gothic"/>
                 <w:b w:val="0"/>
-                <w:sz w:val="16"/>
+                <w:sz w:val="17"/>
               </w:rPr>
               <w:t>성립하지 않음</w:t>
             </w:r>
@@ -7330,7 +7482,7 @@
         </w:tc>
         <w:tc>
           <w:tcPr>
-            <w:tcW w:type="dxa" w:w="2608"/>
+            <w:tcW w:type="dxa" w:w="2551"/>
           </w:tcPr>
           <w:p>
             <w:pPr>
@@ -7341,7 +7493,7 @@
               <w:rPr>
                 <w:rFonts w:ascii="Malgun Gothic" w:hAnsi="Malgun Gothic" w:eastAsia="Malgun Gothic"/>
                 <w:b/>
-                <w:sz w:val="16"/>
+                <w:sz w:val="17"/>
               </w:rPr>
               <w:t>성립</w:t>
             </w:r>
@@ -7349,7 +7501,7 @@
         </w:tc>
         <w:tc>
           <w:tcPr>
-            <w:tcW w:type="dxa" w:w="2268"/>
+            <w:tcW w:type="dxa" w:w="2211"/>
           </w:tcPr>
           <w:p>
             <w:pPr>
@@ -7360,7 +7512,7 @@
               <w:rPr>
                 <w:rFonts w:ascii="Malgun Gothic" w:hAnsi="Malgun Gothic" w:eastAsia="Malgun Gothic"/>
                 <w:b w:val="0"/>
-                <w:sz w:val="16"/>
+                <w:sz w:val="17"/>
               </w:rPr>
               <w:t>성립하지 않음</w:t>
             </w:r>
@@ -7375,7 +7527,7 @@
     </w:p>
     <w:p>
       <w:pPr>
-        <w:spacing w:line="408" w:lineRule="auto" w:before="0" w:after="80"/>
+        <w:spacing w:line="384" w:lineRule="auto" w:before="0" w:after="80"/>
         <w:ind w:firstLine="283"/>
         <w:jc w:val="both"/>
       </w:pPr>
@@ -7386,12 +7538,12 @@
           <w:i w:val="0"/>
           <w:sz w:val="21"/>
         </w:rPr>
-        <w:t>지표 간 편차의 원인은 각 지표의 정의에서 설명된다. 박스 운반의 (a) −11.4 %는 슈트 미착용에서 최대 활성 근육이 100 %에 도달하여 더 이상 커질 수 없기 때문이며, 정점값이 실제 요구를 반영하지 못해 효과가 저평가된다. 창 평균 지표에서는 −27.6 %로 회복된다. 박스 들기의 (a) −32.1 %와 (b) −22.5 % 차이는 동일한 24 N·m가 걸린 구간 안에서도 슈트 효과가 −9 %에서 −34 %까지 변동하기 때문이며, 최대 활성 근육이 시점마다 바뀌는 데서 비롯된다(활성도 90 % 이상 프레임은 0개로 포화가 아니다). (c)는 76개 중 다수가 비활성이어서 평균이 희석되며, 보행에서 이 성질이 극단적으로 나타나 미착용 baseline이 1.92 %에 불과하고 상대 변화율이 불안정해진다.</w:t>
+        <w:t>지표 간 편차의 원인은 각 지표의 정의에서 설명된다. 박스 운반의 (a) −11.4 %는 슈트 미착용에서 최대 활성 근육이 100 %에 도달하여 더 이상 커질 수 없기 때문이며, 정점값이 실제 요구를 반영하지 못해 효과가 저평가된다. 창 평균 지표에서는 −27.7 %로 회복된다. 박스 들기의 (a) −32.1 %와 (b) −22.5 % 차이는 동일한 24 N·m가 걸린 구간 안에서도 슈트 효과가 −9 %에서 −34 %까지 변동하기 때문이며, 최대 활성 근육이 시점마다 바뀌는 데서 비롯된다(활성도 90 % 이상 프레임은 0개로 포화가 아니다). (c)는 76개 중 다수가 비활성이어서 평균이 희석되며, 보행에서 이 성질이 극단적으로 나타나 미착용 baseline이 1.92 %에 불과하고 상대 변화율이 불안정해진다.</w:t>
       </w:r>
     </w:p>
     <w:p>
       <w:pPr>
-        <w:spacing w:line="408" w:lineRule="auto" w:before="0" w:after="80"/>
+        <w:spacing w:line="384" w:lineRule="auto" w:before="0" w:after="80"/>
         <w:ind w:firstLine="283"/>
         <w:jc w:val="both"/>
       </w:pPr>
@@ -7779,7 +7931,7 @@
                 <w:b/>
                 <w:sz w:val="18"/>
               </w:rPr>
-              <w:t>−0.96 %p</w:t>
+              <w:t>−0.97 %p</w:t>
             </w:r>
           </w:p>
         </w:tc>
@@ -7792,7 +7944,7 @@
     </w:p>
     <w:p>
       <w:pPr>
-        <w:spacing w:line="408" w:lineRule="auto" w:before="0" w:after="80"/>
+        <w:spacing w:line="384" w:lineRule="auto" w:before="0" w:after="80"/>
         <w:ind w:firstLine="283"/>
         <w:jc w:val="both"/>
       </w:pPr>
@@ -7815,7 +7967,7 @@
       <w:r>
         <w:drawing>
           <wp:inline xmlns:a="http://schemas.openxmlformats.org/drawingml/2006/main" xmlns:pic="http://schemas.openxmlformats.org/drawingml/2006/picture">
-            <wp:extent cx="5400000" cy="2362366"/>
+            <wp:extent cx="5903999" cy="2590717"/>
             <wp:docPr id="7" name="Picture 7"/>
             <wp:cNvGraphicFramePr>
               <a:graphicFrameLocks noChangeAspect="1"/>
@@ -7836,7 +7988,7 @@
                   <pic:spPr>
                     <a:xfrm>
                       <a:off x="0" y="0"/>
-                      <a:ext cx="5400000" cy="2362366"/>
+                      <a:ext cx="5903999" cy="2590717"/>
                     </a:xfrm>
                     <a:prstGeom prst="rect"/>
                   </pic:spPr>
@@ -7886,7 +8038,7 @@
     </w:p>
     <w:p>
       <w:pPr>
-        <w:spacing w:line="408" w:lineRule="auto" w:before="0" w:after="80"/>
+        <w:spacing w:line="384" w:lineRule="auto" w:before="0" w:after="80"/>
         <w:ind w:firstLine="283"/>
         <w:jc w:val="both"/>
       </w:pPr>
@@ -7902,7 +8054,7 @@
     </w:p>
     <w:p>
       <w:pPr>
-        <w:spacing w:line="408" w:lineRule="auto" w:before="0" w:after="80"/>
+        <w:spacing w:line="384" w:lineRule="auto" w:before="0" w:after="80"/>
         <w:ind w:firstLine="283"/>
         <w:jc w:val="both"/>
       </w:pPr>
@@ -7918,7 +8070,7 @@
     </w:p>
     <w:p>
       <w:pPr>
-        <w:spacing w:line="408" w:lineRule="auto" w:before="0" w:after="80"/>
+        <w:spacing w:line="384" w:lineRule="auto" w:before="0" w:after="80"/>
         <w:ind w:firstLine="283"/>
         <w:jc w:val="both"/>
       </w:pPr>
@@ -7934,7 +8086,7 @@
     </w:p>
     <w:p>
       <w:pPr>
-        <w:spacing w:line="408" w:lineRule="auto" w:before="0" w:after="80"/>
+        <w:spacing w:line="384" w:lineRule="auto" w:before="0" w:after="80"/>
         <w:ind w:firstLine="283"/>
         <w:jc w:val="both"/>
       </w:pPr>
@@ -8659,7 +8811,7 @@
     </w:p>
     <w:p>
       <w:pPr>
-        <w:spacing w:line="408" w:lineRule="auto" w:before="0" w:after="80"/>
+        <w:spacing w:line="384" w:lineRule="auto" w:before="0" w:after="80"/>
         <w:ind w:firstLine="283"/>
         <w:jc w:val="both"/>
       </w:pPr>
@@ -8690,7 +8842,7 @@
     </w:p>
     <w:p>
       <w:pPr>
-        <w:spacing w:line="408" w:lineRule="auto" w:before="0" w:after="80"/>
+        <w:spacing w:line="384" w:lineRule="auto" w:before="0" w:after="80"/>
         <w:ind w:firstLine="283"/>
         <w:jc w:val="both"/>
       </w:pPr>
@@ -8721,7 +8873,7 @@
     </w:p>
     <w:p>
       <w:pPr>
-        <w:spacing w:line="408" w:lineRule="auto" w:before="0" w:after="80"/>
+        <w:spacing w:line="384" w:lineRule="auto" w:before="0" w:after="80"/>
         <w:ind w:firstLine="283"/>
         <w:jc w:val="both"/>
       </w:pPr>
@@ -8732,7 +8884,7 @@
           <w:i w:val="0"/>
           <w:sz w:val="21"/>
         </w:rPr>
-        <w:t>맨몸 보행과 박스 운반은 운동학이 유사하고 하중만 다르다. 운반에서는 −27.6 %의 감소가 나타나지만 보행에서는 총량 감소와 함께 최대 활성 근육의 증가라는 재분배가 나타난다. SMA 액추에이터는 가열–냉각을 반복하는 On/Off 구동보다 50 ℃를 유지하는 상시 구동이 잠열 재투입을 피할 수 있어 에너지 효율이 약 13배 높다. 그러나 보행 중 상시 신전 토크가 부하를 줄이는 대신 최심부 요추 신전근으로 옮긴다면, 에너지 효율의 이점과 보행 적합성 사이에 트레이드오프가 존재할 수 있다. 이로부터 보행 구간에서 토크를 저감하거나 차단하는 제어가 유리한지 검토할 필요가 제기된다. 다만 이는 본 연구가 검증한 결론이 아니라 본 연구 결과로부터 제기하는 가설이며, 재분배가 실제로 유해한지 여부는 실측 근전도로 확인해야 한다.</w:t>
+        <w:t>맨몸 보행과 박스 운반은 운동학이 유사하고 하중만 다르다. 운반에서는 −27.7 %의 감소가 나타나지만 보행에서는 총량 감소와 함께 최대 활성 근육의 증가라는 재분배가 나타난다. SMA 액추에이터는 가열–냉각을 반복하는 On/Off 구동보다 50 ℃를 유지하는 상시 구동이 잠열 재투입을 피할 수 있어 에너지 효율이 약 13배 높다. 그러나 보행 중 상시 신전 토크가 부하를 줄이는 대신 최심부 요추 신전근으로 옮긴다면, 에너지 효율의 이점과 보행 적합성 사이에 트레이드오프가 존재할 수 있다. 이로부터 보행 구간에서 토크를 저감하거나 차단하는 제어가 유리한지 검토할 필요가 제기된다. 다만 이는 본 연구가 검증한 결론이 아니라 본 연구 결과로부터 제기하는 가설이며, 재분배가 실제로 유해한지 여부는 실측 근전도로 확인해야 한다.</w:t>
       </w:r>
     </w:p>
     <w:p>
@@ -8752,7 +8904,7 @@
     </w:p>
     <w:p>
       <w:pPr>
-        <w:spacing w:line="408" w:lineRule="auto" w:before="0" w:after="60"/>
+        <w:spacing w:line="384" w:lineRule="auto" w:before="0" w:after="60"/>
         <w:jc w:val="both"/>
       </w:pPr>
       <w:r>
@@ -8767,7 +8919,7 @@
     </w:p>
     <w:p>
       <w:pPr>
-        <w:spacing w:line="408" w:lineRule="auto" w:before="0" w:after="60"/>
+        <w:spacing w:line="384" w:lineRule="auto" w:before="0" w:after="60"/>
         <w:jc w:val="both"/>
       </w:pPr>
       <w:r>
@@ -8782,7 +8934,7 @@
     </w:p>
     <w:p>
       <w:pPr>
-        <w:spacing w:line="408" w:lineRule="auto" w:before="0" w:after="60"/>
+        <w:spacing w:line="384" w:lineRule="auto" w:before="0" w:after="60"/>
         <w:jc w:val="both"/>
       </w:pPr>
       <w:r>
@@ -8797,7 +8949,7 @@
     </w:p>
     <w:p>
       <w:pPr>
-        <w:spacing w:line="408" w:lineRule="auto" w:before="0" w:after="60"/>
+        <w:spacing w:line="384" w:lineRule="auto" w:before="0" w:after="60"/>
         <w:jc w:val="both"/>
       </w:pPr>
       <w:r>
@@ -8827,7 +8979,7 @@
     </w:p>
     <w:p>
       <w:pPr>
-        <w:spacing w:line="408" w:lineRule="auto" w:before="0" w:after="60"/>
+        <w:spacing w:line="384" w:lineRule="auto" w:before="0" w:after="60"/>
         <w:jc w:val="both"/>
       </w:pPr>
       <w:r>
@@ -8842,7 +8994,7 @@
     </w:p>
     <w:p>
       <w:pPr>
-        <w:spacing w:line="408" w:lineRule="auto" w:before="0" w:after="60"/>
+        <w:spacing w:line="384" w:lineRule="auto" w:before="0" w:after="60"/>
         <w:jc w:val="both"/>
       </w:pPr>
       <w:r>
@@ -8857,7 +9009,7 @@
     </w:p>
     <w:p>
       <w:pPr>
-        <w:spacing w:line="408" w:lineRule="auto" w:before="0" w:after="60"/>
+        <w:spacing w:line="384" w:lineRule="auto" w:before="0" w:after="60"/>
         <w:jc w:val="both"/>
       </w:pPr>
       <w:r>
@@ -8872,7 +9024,7 @@
     </w:p>
     <w:p>
       <w:pPr>
-        <w:spacing w:line="408" w:lineRule="auto" w:before="0" w:after="60"/>
+        <w:spacing w:line="384" w:lineRule="auto" w:before="0" w:after="60"/>
         <w:jc w:val="both"/>
       </w:pPr>
       <w:r>
@@ -8887,7 +9039,7 @@
     </w:p>
     <w:p>
       <w:pPr>
-        <w:spacing w:line="408" w:lineRule="auto" w:before="0" w:after="60"/>
+        <w:spacing w:line="384" w:lineRule="auto" w:before="0" w:after="60"/>
         <w:jc w:val="both"/>
       </w:pPr>
       <w:r>
@@ -8902,7 +9054,7 @@
     </w:p>
     <w:p>
       <w:pPr>
-        <w:spacing w:line="408" w:lineRule="auto" w:before="0" w:after="60"/>
+        <w:spacing w:line="384" w:lineRule="auto" w:before="0" w:after="60"/>
         <w:jc w:val="both"/>
       </w:pPr>
       <w:r>
@@ -8917,7 +9069,7 @@
     </w:p>
     <w:p>
       <w:pPr>
-        <w:spacing w:line="408" w:lineRule="auto" w:before="0" w:after="60"/>
+        <w:spacing w:line="384" w:lineRule="auto" w:before="0" w:after="60"/>
         <w:jc w:val="both"/>
       </w:pPr>
       <w:r>
@@ -8932,7 +9084,7 @@
     </w:p>
     <w:p>
       <w:pPr>
-        <w:spacing w:line="408" w:lineRule="auto" w:before="0" w:after="60"/>
+        <w:spacing w:line="384" w:lineRule="auto" w:before="0" w:after="60"/>
         <w:jc w:val="both"/>
       </w:pPr>
       <w:r>
@@ -8947,7 +9099,7 @@
     </w:p>
     <w:p>
       <w:pPr>
-        <w:spacing w:line="408" w:lineRule="auto" w:before="0" w:after="60"/>
+        <w:spacing w:line="384" w:lineRule="auto" w:before="0" w:after="60"/>
         <w:jc w:val="both"/>
       </w:pPr>
       <w:r>
@@ -8962,7 +9114,7 @@
     </w:p>
     <w:p>
       <w:pPr>
-        <w:spacing w:line="408" w:lineRule="auto" w:before="0" w:after="60"/>
+        <w:spacing w:line="384" w:lineRule="auto" w:before="0" w:after="60"/>
         <w:jc w:val="both"/>
       </w:pPr>
       <w:r>
@@ -8992,7 +9144,7 @@
     </w:p>
     <w:p>
       <w:pPr>
-        <w:spacing w:line="408" w:lineRule="auto" w:before="0" w:after="60"/>
+        <w:spacing w:line="384" w:lineRule="auto" w:before="0" w:after="60"/>
         <w:jc w:val="both"/>
       </w:pPr>
       <w:r>
@@ -9007,7 +9159,7 @@
     </w:p>
     <w:p>
       <w:pPr>
-        <w:spacing w:line="408" w:lineRule="auto" w:before="0" w:after="60"/>
+        <w:spacing w:line="384" w:lineRule="auto" w:before="0" w:after="60"/>
         <w:jc w:val="both"/>
       </w:pPr>
       <w:r>
@@ -9022,7 +9174,7 @@
     </w:p>
     <w:p>
       <w:pPr>
-        <w:spacing w:line="408" w:lineRule="auto" w:before="0" w:after="60"/>
+        <w:spacing w:line="384" w:lineRule="auto" w:before="0" w:after="60"/>
         <w:jc w:val="both"/>
       </w:pPr>
       <w:r>
@@ -9037,7 +9189,7 @@
     </w:p>
     <w:p>
       <w:pPr>
-        <w:spacing w:line="408" w:lineRule="auto" w:before="0" w:after="60"/>
+        <w:spacing w:line="384" w:lineRule="auto" w:before="0" w:after="60"/>
         <w:jc w:val="both"/>
       </w:pPr>
       <w:r>
@@ -9052,7 +9204,7 @@
     </w:p>
     <w:p>
       <w:pPr>
-        <w:spacing w:line="408" w:lineRule="auto" w:before="0" w:after="60"/>
+        <w:spacing w:line="384" w:lineRule="auto" w:before="0" w:after="60"/>
         <w:jc w:val="both"/>
       </w:pPr>
       <w:r>
@@ -9067,7 +9219,7 @@
     </w:p>
     <w:p>
       <w:pPr>
-        <w:spacing w:line="408" w:lineRule="auto" w:before="0" w:after="60"/>
+        <w:spacing w:line="384" w:lineRule="auto" w:before="0" w:after="60"/>
         <w:jc w:val="both"/>
       </w:pPr>
       <w:r>
@@ -9082,7 +9234,7 @@
     </w:p>
     <w:p>
       <w:pPr>
-        <w:spacing w:line="408" w:lineRule="auto" w:before="0" w:after="60"/>
+        <w:spacing w:line="384" w:lineRule="auto" w:before="0" w:after="60"/>
         <w:jc w:val="both"/>
       </w:pPr>
       <w:r>
@@ -9112,7 +9264,7 @@
     </w:p>
     <w:p>
       <w:pPr>
-        <w:spacing w:line="408" w:lineRule="auto" w:before="0" w:after="80"/>
+        <w:spacing w:line="384" w:lineRule="auto" w:before="0" w:after="80"/>
         <w:jc w:val="both"/>
       </w:pPr>
       <w:r>
@@ -9122,12 +9274,12 @@
           <w:i w:val="0"/>
           <w:sz w:val="21"/>
         </w:rPr>
-        <w:t>(1) SMA 직물 근육 기반 허리 보조 슈트(24 N·m)는 5동작 완전 통일 조건에서 척추기립근 peak 활성도(슈트 작동창 평균)를 맨몸 스쿼트 −37.3 %, 맨몸 스툽 −33.0 %, 박스 운반 −27.6 %, 박스 들기 −22.5 % 변화시켰다.</w:t>
+        <w:t>(1) SMA 직물 근육 기반 허리 보조 슈트(24 N·m)는 5동작 완전 통일 조건에서 척추기립근 peak 활성도(슈트 작동창 평균)를 맨몸 스쿼트 −37.3 %, 맨몸 스툽 −33.0 %, 박스 운반 −27.7 %, 박스 들기 −22.5 % 변화시켰다.</w:t>
       </w:r>
     </w:p>
     <w:p>
       <w:pPr>
-        <w:spacing w:line="408" w:lineRule="auto" w:before="0" w:after="80"/>
+        <w:spacing w:line="384" w:lineRule="auto" w:before="0" w:after="80"/>
         <w:jc w:val="both"/>
       </w:pPr>
       <w:r>
@@ -9142,7 +9294,7 @@
     </w:p>
     <w:p>
       <w:pPr>
-        <w:spacing w:line="408" w:lineRule="auto" w:before="0" w:after="80"/>
+        <w:spacing w:line="384" w:lineRule="auto" w:before="0" w:after="80"/>
         <w:jc w:val="both"/>
       </w:pPr>
       <w:r>
@@ -9157,7 +9309,7 @@
     </w:p>
     <w:p>
       <w:pPr>
-        <w:spacing w:line="408" w:lineRule="auto" w:before="0" w:after="80"/>
+        <w:spacing w:line="384" w:lineRule="auto" w:before="0" w:after="80"/>
         <w:jc w:val="both"/>
       </w:pPr>
       <w:r>
@@ -9172,7 +9324,7 @@
     </w:p>
     <w:p>
       <w:pPr>
-        <w:spacing w:line="408" w:lineRule="auto" w:before="0" w:after="80"/>
+        <w:spacing w:line="384" w:lineRule="auto" w:before="0" w:after="80"/>
         <w:jc w:val="both"/>
       </w:pPr>
       <w:r>

--- a/opensim_analysis/thoracolumbar_fb/docs/five_motion_paper.docx
+++ b/opensim_analysis/thoracolumbar_fb/docs/five_motion_paper.docx
@@ -136,7 +136,7 @@
           <w:i w:val="0"/>
           <w:sz w:val="19"/>
         </w:rPr>
-        <w:t>주 지표로 슈트 토크가 최대치의 90 % 이상인 구간의 ES peak 평균을 사전 정의하였다. 그 결과 맨몸 스쿼트 −37.3 %, 맨몸 스툽 −33.0 %, 박스 운반 −27.7 %, 박스 들기 −22.5 %의 활성도 감소가 관찰되었다. 부하가 클수록 상대 감소율이 작아지는 경향이 나타났으나, 이 경향은 지표 정의에 따라 성립하지 않았다. 맨몸 보행에서는 감소가 아니라 재분배가 관찰되었다. 전체 활성도 총량은 −17.4 %p 감소하는 반면 최대 활성 근육은 +21.4 % 증가하며, 장늑근(Iliocostalis)이 −90.9 % 비활성화되는 대신 최장근 요추부(Longissimus pars lumborum)가 +28.5 % 증가하였다. 방법론적으로, 저부하 동작에서 reserve 액추에이터 설정이 근육 활성도를 3.2배 과소평가하고 슈트 효과의 존재 여부까지 왜곡할 수 있음을 제시하였다. 통일 조건의 스툽 미착용 활성도(70.4 %)는 선행 실측 EMG 연구의 69.8 %MVC와 0.6 %p 차이로 정합하였다.</w:t>
+        <w:t>주 지표로 슈트 토크가 최대치의 90 % 이상인 구간의 ES peak 평균을 사전 정의하였다. 그 결과 맨몸 스쿼트 −37.3 %, 맨몸 스툽 −32.8 %, 박스 들기 −26.3 %, 박스 운반 −25.7 %의 활성도 감소가 관찰되었다. 부하가 클수록 상대 감소율이 작아지는 경향이 나타났으나, 이 경향은 지표 정의에 따라 성립하지 않았다. 맨몸 보행에서는 감소가 아니라 재분배가 관찰되었다. 전체 활성도 총량은 −17.4 %p 감소하는 반면 최대 활성 근육은 +21.4 % 증가하며, 장늑근(Iliocostalis)이 −90.9 % 비활성화되는 대신 최장근 요추부(Longissimus pars lumborum)가 +28.5 % 증가하였다. 방법론적으로, 저부하 동작에서 reserve 액추에이터 설정이 근육 활성도를 3.2배 과소평가하고 슈트 효과의 존재 여부까지 왜곡할 수 있음을 제시하였다. 통일 조건의 스툽 미착용 활성도(68.9 %)는 선행 실측 EMG 연구의 69.8 %MVC와 0.9 %p 차이로 정합하였다.</w:t>
       </w:r>
     </w:p>
     <w:p>
@@ -203,7 +203,7 @@
           <w:i w:val="0"/>
           <w:sz w:val="19"/>
         </w:rPr>
-        <w:t>The primary outcome, pre-specified as the mean ES peak activation over the window in which suit torque exceeds 90 % of its maximum, decreased by 37.3 % (squat), 33.0 % (stoop), 27.7 % (carrying) and 22.5 % (lifting). A monotonic decrease of relative benefit with increasing load was observed for the primary outcome but did not hold for alternative outcome definitions. During level walking the suit redistributed rather than reduced load: total activation fell by 17.4 percentage points while the most-active muscle rose by 21.4 %, with iliocostalis nearly silenced (−90.9 %) and longissimus pars lumborum increased (+28.5 %). Methodologically, standard reserve-actuator settings underestimated ES activation by a factor of 3.2 in low-load tasks and produced a spurious assistive effect. Under the unified settings, unassisted stoop activation (70.4 %) agreed with a published surface-EMG value of 69.8 % MVC to within 0.6 percentage points.</w:t>
+        <w:t>The primary outcome, pre-specified as the mean ES peak activation over the window in which suit torque exceeds 90 % of its maximum, decreased by 37.3 % (squat), 32.8 % (stoop), 26.3 % (lifting) and 25.7 % (carrying). A monotonic decrease of relative benefit with increasing load was observed for the primary outcome and for the whole-cycle peak, but not for the mean-activation definition. During level walking the suit redistributed rather than reduced load: total activation fell by 17.4 percentage points while the most-active muscle rose by 21.4 %, with iliocostalis nearly silenced (−90.9 %) and longissimus pars lumborum increased (+28.5 %). Methodologically, standard reserve-actuator settings underestimated ES activation by a factor of 3.2 in low-load tasks and produced a spurious assistive effect. Under the unified settings, unassisted stoop activation (68.9 %) agreed with a published surface-EMG value of 69.8 % MVC to within 0.9 percentage points.</w:t>
       </w:r>
     </w:p>
     <w:p>
@@ -1129,7 +1129,7 @@
                 <w:b w:val="0"/>
                 <w:sz w:val="18"/>
               </w:rPr>
-              <w:t>dc6c217f8fb6</w:t>
+              <w:t>ca12f321326e</w:t>
             </w:r>
           </w:p>
         </w:tc>
@@ -1194,7 +1194,7 @@
                 <w:b w:val="0"/>
                 <w:sz w:val="18"/>
               </w:rPr>
-              <w:t>f6d1966849ab</w:t>
+              <w:t>e5bb8ab98934</w:t>
             </w:r>
           </w:p>
         </w:tc>
@@ -3566,7 +3566,7 @@
                 <w:b w:val="0"/>
                 <w:sz w:val="18"/>
               </w:rPr>
-              <w:t>0.94</w:t>
+              <w:t>0.95</w:t>
             </w:r>
           </w:p>
         </w:tc>
@@ -3611,7 +3611,7 @@
                 <w:b w:val="0"/>
                 <w:sz w:val="18"/>
               </w:rPr>
-              <w:t>1.63</w:t>
+              <w:t>1.64</w:t>
             </w:r>
           </w:p>
         </w:tc>
@@ -3699,7 +3699,7 @@
                 <w:b w:val="0"/>
                 <w:sz w:val="18"/>
               </w:rPr>
-              <w:t>1.70</w:t>
+              <w:t>1.79</w:t>
             </w:r>
           </w:p>
         </w:tc>
@@ -4967,7 +4967,7 @@
                 <w:b w:val="0"/>
                 <w:sz w:val="18"/>
               </w:rPr>
-              <w:t>65.30</w:t>
+              <w:t>64.62</w:t>
             </w:r>
           </w:p>
         </w:tc>
@@ -4987,7 +4987,7 @@
                 <w:b w:val="0"/>
                 <w:sz w:val="18"/>
               </w:rPr>
-              <w:t>43.74</w:t>
+              <w:t>43.42</w:t>
             </w:r>
           </w:p>
         </w:tc>
@@ -5007,7 +5007,7 @@
                 <w:b w:val="0"/>
                 <w:sz w:val="18"/>
               </w:rPr>
-              <w:t>−21.56</w:t>
+              <w:t>−21.20</w:t>
             </w:r>
           </w:p>
         </w:tc>
@@ -5027,7 +5027,7 @@
                 <w:b/>
                 <w:sz w:val="18"/>
               </w:rPr>
-              <w:t>−33.0</w:t>
+              <w:t>−32.8</w:t>
             </w:r>
           </w:p>
         </w:tc>
@@ -5092,7 +5092,7 @@
                 <w:b w:val="0"/>
                 <w:sz w:val="18"/>
               </w:rPr>
-              <w:t>71.02</w:t>
+              <w:t>93.40</w:t>
             </w:r>
           </w:p>
         </w:tc>
@@ -5112,7 +5112,7 @@
                 <w:b w:val="0"/>
                 <w:sz w:val="18"/>
               </w:rPr>
-              <w:t>55.03</w:t>
+              <w:t>68.80</w:t>
             </w:r>
           </w:p>
         </w:tc>
@@ -5132,7 +5132,7 @@
                 <w:b w:val="0"/>
                 <w:sz w:val="18"/>
               </w:rPr>
-              <w:t>−15.99</w:t>
+              <w:t>−24.60</w:t>
             </w:r>
           </w:p>
         </w:tc>
@@ -5152,7 +5152,7 @@
                 <w:b/>
                 <w:sz w:val="18"/>
               </w:rPr>
-              <w:t>−22.5</w:t>
+              <w:t>−26.3</w:t>
             </w:r>
           </w:p>
         </w:tc>
@@ -5339,7 +5339,7 @@
                 <w:b w:val="0"/>
                 <w:sz w:val="18"/>
               </w:rPr>
-              <w:t>90.88</w:t>
+              <w:t>93.32</w:t>
             </w:r>
           </w:p>
         </w:tc>
@@ -5358,7 +5358,7 @@
                 <w:b w:val="0"/>
                 <w:sz w:val="18"/>
               </w:rPr>
-              <w:t>65.75</w:t>
+              <w:t>69.36</w:t>
             </w:r>
           </w:p>
         </w:tc>
@@ -5377,7 +5377,7 @@
                 <w:b w:val="0"/>
                 <w:sz w:val="18"/>
               </w:rPr>
-              <w:t>−25.13</w:t>
+              <w:t>−23.96</w:t>
             </w:r>
           </w:p>
         </w:tc>
@@ -5396,7 +5396,7 @@
                 <w:b/>
                 <w:sz w:val="18"/>
               </w:rPr>
-              <w:t>−27.7</w:t>
+              <w:t>−25.7</w:t>
             </w:r>
           </w:p>
         </w:tc>
@@ -5514,7 +5514,7 @@
           <w:i w:val="0"/>
           <w:sz w:val="21"/>
         </w:rPr>
-        <w:t>허리에 신전 부하가 걸리는 4개 동작을 외부 하중 순으로 정렬하면, 주 지표에서 상대 감소율이 부하가 클수록 작아지는 경향이 관찰된다(Figure 5). 동일한 20 kg 하중을 갖는 두 동작(운반 −27.7 %, 들기 −22.5 %)이 5.2 %p 차이로 근접하여, 자세 유형이 달라도 부하가 같으면 상대 효과가 유사함을 시사한다. 다만 이 경향은 주 지표에서만 성립하며 보조 지표에서는 성립하지 않는다(3.5절). 따라서 부하–효과 단조성을 본 연구의 확립된 결과로 제시하지 않으며, 모델 검증 근거로도 사용하지 않는다.</w:t>
+        <w:t>허리에 신전 부하가 걸리는 4개 동작을 외부 하중 순으로 정렬하면, 주 지표에서 상대 감소율이 부하가 클수록 작아지는 경향이 관찰된다(Figure 5). 동일한 20 kg 하중을 갖는 두 동작(운반 −26.3 %, 운반 −25.7 %)이 0.6 %p 차이로 거의 일치하여, 자세 유형이 달라도 부하가 같으면 상대 효과가 유사함을 시사한다. 다만 이 경향은 주 지표에서만 성립하며 보조 지표에서는 성립하지 않는다(3.5절). 따라서 부하–효과 단조성을 본 연구의 확립된 결과로 제시하지 않으며, 모델 검증 근거로도 사용하지 않는다.</w:t>
       </w:r>
     </w:p>
     <w:p>
@@ -5608,7 +5608,7 @@
           <w:i w:val="0"/>
           <w:sz w:val="21"/>
         </w:rPr>
-        <w:t>통일 조건에서 슈트 미착용 시 ES peak 최대값은 스쿼트 71.7 %, 스툽 70.4 %, 박스 들기 83.0 %, 운반 100 %(포화), 보행 35.1 %였다. 표면 EMG 문헌이 들기 작업에서 보고하는 40–80 %MVC 범위와 부합하며, 특히 스툽 70.4 %는 선행 실측 연구[1]가 외골격 미착용 조건에서 측정한 69.8 %MVC와 0.6 %p 차이로 근접한다(4절).</w:t>
+        <w:t>통일 조건에서 슈트 미착용 시 ES peak 최대값은 스쿼트 71.7 %, 스툽 68.9 %, 박스 들기 100.0 %(포화), 운반 100 %(포화), 보행 35.1 %였다. 표면 EMG 문헌이 들기 작업에서 보고하는 40–80 %MVC 범위와 부합하며, 특히 스툽 68.9 %는 선행 실측 연구[1]가 외골격 미착용 조건에서 측정한 69.8 %MVC와 0.9 %p 차이로 근접한다(4절). 20 kg 두 동작은 미착용 정점이 상한에 도달하므로 절대 부담은 보고값 이상이다(6절).</w:t>
       </w:r>
     </w:p>
     <w:p>
@@ -7033,9 +7033,9 @@
                 <w:b w:val="0"/>
                 <w:sz w:val="17"/>
               </w:rPr>
-              <w:t>70.37 → 46.33</w:t>
+              <w:t>68.93 → 46.02</w:t>
               <w:br/>
-              <w:t>(−34.2 %)</w:t>
+              <w:t>(−33.2 %)</w:t>
             </w:r>
           </w:p>
         </w:tc>
@@ -7055,9 +7055,9 @@
                 <w:b/>
                 <w:sz w:val="17"/>
               </w:rPr>
-              <w:t>65.30 → 43.74</w:t>
+              <w:t>64.62 → 43.42</w:t>
               <w:br/>
-              <w:t>(−33.0 %)</w:t>
+              <w:t>(−32.8 %)</w:t>
             </w:r>
           </w:p>
         </w:tc>
@@ -7077,9 +7077,9 @@
                 <w:b w:val="0"/>
                 <w:sz w:val="17"/>
               </w:rPr>
-              <w:t>14.83 → 10.22</w:t>
+              <w:t>14.92 → 10.30</w:t>
               <w:br/>
-              <w:t>(−31.1 %)</w:t>
+              <w:t>(−31.0 %)</w:t>
             </w:r>
           </w:p>
         </w:tc>
@@ -7144,9 +7144,9 @@
                 <w:b w:val="0"/>
                 <w:sz w:val="17"/>
               </w:rPr>
-              <w:t>83.02 → 56.33</w:t>
+              <w:t>99.99 → 76.13</w:t>
               <w:br/>
-              <w:t>(−32.1 %)</w:t>
+              <w:t>(−23.9 %)</w:t>
             </w:r>
           </w:p>
         </w:tc>
@@ -7166,9 +7166,9 @@
                 <w:b/>
                 <w:sz w:val="17"/>
               </w:rPr>
-              <w:t>71.02 → 55.03</w:t>
+              <w:t>93.40 → 68.80</w:t>
               <w:br/>
-              <w:t>(−22.5 %)</w:t>
+              <w:t>(−26.3 %)</w:t>
             </w:r>
           </w:p>
         </w:tc>
@@ -7188,9 +7188,9 @@
                 <w:b w:val="0"/>
                 <w:sz w:val="17"/>
               </w:rPr>
-              <w:t>12.50 → 8.22</w:t>
+              <w:t>20.41 → 15.48</w:t>
               <w:br/>
-              <w:t>(−34.2 %)</w:t>
+              <w:t>(−24.2 %)</w:t>
             </w:r>
           </w:p>
         </w:tc>
@@ -7366,9 +7366,9 @@
                 <w:b w:val="0"/>
                 <w:sz w:val="17"/>
               </w:rPr>
-              <w:t>100.00 → 88.61</w:t>
+              <w:t>100.00 → 90.71</w:t>
               <w:br/>
-              <w:t>(−11.4 %)</w:t>
+              <w:t>(−9.3 %)</w:t>
             </w:r>
           </w:p>
         </w:tc>
@@ -7388,9 +7388,9 @@
                 <w:b/>
                 <w:sz w:val="17"/>
               </w:rPr>
-              <w:t>90.88 → 65.75</w:t>
+              <w:t>93.32 → 69.36</w:t>
               <w:br/>
-              <w:t>(−27.7 %)</w:t>
+              <w:t>(−25.7 %)</w:t>
             </w:r>
           </w:p>
         </w:tc>
@@ -7410,9 +7410,9 @@
                 <w:b w:val="0"/>
                 <w:sz w:val="17"/>
               </w:rPr>
-              <w:t>15.44 → 10.30</w:t>
+              <w:t>16.20 → 11.04</w:t>
               <w:br/>
-              <w:t>(−33.3 %)</w:t>
+              <w:t>(−31.9 %)</w:t>
             </w:r>
           </w:p>
         </w:tc>
@@ -7538,7 +7538,7 @@
           <w:i w:val="0"/>
           <w:sz w:val="21"/>
         </w:rPr>
-        <w:t>지표 간 편차의 원인은 각 지표의 정의에서 설명된다. 박스 운반의 (a) −11.4 %는 슈트 미착용에서 최대 활성 근육이 100 %에 도달하여 더 이상 커질 수 없기 때문이며, 정점값이 실제 요구를 반영하지 못해 효과가 저평가된다. 창 평균 지표에서는 −27.7 %로 회복된다. 박스 들기의 (a) −32.1 %와 (b) −22.5 % 차이는 동일한 24 N·m가 걸린 구간 안에서도 슈트 효과가 −9 %에서 −34 %까지 변동하기 때문이며, 최대 활성 근육이 시점마다 바뀌는 데서 비롯된다(활성도 90 % 이상 프레임은 0개로 포화가 아니다). (c)는 76개 중 다수가 비활성이어서 평균이 희석되며, 보행에서 이 성질이 극단적으로 나타나 미착용 baseline이 1.92 %에 불과하고 상대 변화율이 불안정해진다.</w:t>
+        <w:t>지표 간 편차의 원인은 각 지표의 정의에서 설명된다. 박스 운반의 (a) −9.3 %는 슈트 미착용에서 최대 활성 근육이 100 %에 도달하여 더 이상 커질 수 없기 때문이며, 정점값이 실제 요구를 반영하지 못해 효과가 저평가된다. 창 평균 지표에서는 −25.7 %로 회복된다. 박스 들기도 미착용 정점이 99.99 %로 같은 성질을 갖는다. 박스 운반의 (a) −9.3 %와 (c) −31.9 % 차이는 22.6 %p에 달하는데, 정점은 포화로 눌리고 평균은 까지 변동하기 때문이며, 최대 활성 근육이 시점마다 바뀌는 데서 비롯된다(활성도 90 % 이상 프레임은 0개로 포화가 아니다). (c)는 76개 중 다수가 비활성이어서 평균이 희석되며, 보행에서 이 성질이 극단적으로 나타나 미착용 baseline이 1.92 %에 불과하고 상대 변화율이 불안정해진다.</w:t>
       </w:r>
     </w:p>
     <w:p>
@@ -7955,7 +7955,7 @@
           <w:i w:val="0"/>
           <w:sz w:val="21"/>
         </w:rPr>
-        <w:t>표준 설정에서는 reserve가 척추 신전 부하를 근육 대신 흡수하여 ES 활성도를 약 3.2배 과소평가하였다. 더 중요하게는 reserve가 흡수하는 부하량이 슈트 착용 시 함께 감소하면서 실재하지 않는 보조 효과 −5.6 %p를 만들어냈다. 또한 표준 설정에서는 스쿼트·스툽·박스의 절대 활성도가 각각 23.1 / 31.9 / 37.5 %로 EMG 문헌 범위에 크게 미달했으나, tight 설정에서 71.7 / 70.4 / 83.0 %로 문헌 범위에 진입하였다. 저부하 동작을 해석할 때는 reserve 크기와 실제 활성도를 반드시 점검해야 하며, 점검 없이는 결론의 부호까지 뒤바뀔 수 있다. reserve 설정에 따른 차이를 Table 10과 Figure 7에 보인다.</w:t>
+        <w:t>표준 설정에서는 reserve가 척추 신전 부하를 근육 대신 흡수하여 ES 활성도를 약 3.2배 과소평가하였다. 더 중요하게는 reserve가 흡수하는 부하량이 슈트 착용 시 함께 감소하면서 실재하지 않는 보조 효과 −5.6 %p를 만들어냈다. 또한 표준 설정에서는 스쿼트·스툽·박스의 절대 활성도가 각각 23.1 / 31.9 / 37.5 %로 EMG 문헌 범위에 크게 미달했으나, tight 설정에서 71.7 / 68.9 / 100.0 %로 문헌 범위 이상으로 올라왔다. 저부하 동작을 해석할 때는 reserve 크기와 실제 활성도를 반드시 점검해야 하며, 점검 없이는 결론의 부호까지 뒤바뀔 수 있다. reserve 설정에 따른 차이를 Table 10과 Figure 7에 보인다.</w:t>
       </w:r>
     </w:p>
     <w:p>
@@ -8081,7 +8081,7 @@
           <w:i w:val="0"/>
           <w:sz w:val="21"/>
         </w:rPr>
-        <w:t>본 연구의 통일 조건 스툽 미착용 ES peak 최대값은 70.37 %로 Hasenmaier 등의 69.8 %MVC와 0.6 %p 차이이다. 표준 reserve 조건의 값(31.9 %)은 문헌 범위에 크게 미달했으므로, 이 정합은 tight reserve 설정의 타당성을 뒷받침하는 독립적 근거이다. 슈트 효과는 본 연구 −33.0 %(주 지표) 또는 −34.2 %(전주기 peak)로 Hasenmaier 등의 −39.3 %보다 작아, 본 시뮬레이션이 슈트 효과를 과대평가하지 않았음을 시사한다. 다만 본 연구의 ES peak는 76개 근육 중 최대값이고 Hasenmaier 등의 값은 표면 전극이 포착하는 표층 근육의 %MVC이므로, 근육 선정 범위와 정규화 기준이 다르다. 위 정합은 엄밀한 등치가 아니라 크기 수준의 대조로 해석해야 하며, 보조 토크 사양도 다르다.</w:t>
+        <w:t>본 연구의 통일 조건 스툽 미착용 ES peak 최대값은 68.93 %로 Hasenmaier 등의 69.8 %MVC와 0.9 %p 차이이다. 표준 reserve 조건의 값(31.9 %)은 문헌 범위에 크게 미달했으므로, 이 정합은 tight reserve 설정의 타당성을 뒷받침하는 독립적 근거이다. 슈트 효과는 본 연구 −32.8 %(주 지표) 또는 −33.2 %(전주기 peak)로 Hasenmaier 등의 −39.3 %보다 작아, 본 시뮬레이션이 슈트 효과를 과대평가하지 않았음을 시사한다. 다만 본 연구의 ES peak는 76개 근육 중 최대값이고 Hasenmaier 등의 값은 표면 전극이 포착하는 표층 근육의 %MVC이므로, 근육 선정 범위와 정규화 기준이 다르다. 위 정합은 엄밀한 등치가 아니라 크기 수준의 대조로 해석해야 하며, 보조 토크 사양도 다르다.</w:t>
       </w:r>
     </w:p>
     <w:p>
@@ -8353,7 +8353,7 @@
                 <w:b w:val="0"/>
                 <w:sz w:val="18"/>
               </w:rPr>
-              <w:t>스툽 OFF 70.37 % (정합)</w:t>
+              <w:t>스툽 OFF 68.93 % (정합)</w:t>
             </w:r>
           </w:p>
         </w:tc>
@@ -8458,7 +8458,7 @@
                 <w:b w:val="0"/>
                 <w:sz w:val="18"/>
               </w:rPr>
-              <w:t>스툽 −33.0 % (더 보수적)</w:t>
+              <w:t>스툽 −32.8 % (더 보수적)</w:t>
             </w:r>
           </w:p>
         </w:tc>
@@ -8884,7 +8884,7 @@
           <w:i w:val="0"/>
           <w:sz w:val="21"/>
         </w:rPr>
-        <w:t>맨몸 보행과 박스 운반은 운동학이 유사하고 하중만 다르다. 운반에서는 −27.7 %의 감소가 나타나지만 보행에서는 총량 감소와 함께 최대 활성 근육의 증가라는 재분배가 나타난다. SMA 액추에이터는 가열–냉각을 반복하는 On/Off 구동보다 50 ℃를 유지하는 상시 구동이 잠열 재투입을 피할 수 있어 에너지 효율이 약 13배 높다. 그러나 보행 중 상시 신전 토크가 부하를 줄이는 대신 최심부 요추 신전근으로 옮긴다면, 에너지 효율의 이점과 보행 적합성 사이에 트레이드오프가 존재할 수 있다. 이로부터 보행 구간에서 토크를 저감하거나 차단하는 제어가 유리한지 검토할 필요가 제기된다. 다만 이는 본 연구가 검증한 결론이 아니라 본 연구 결과로부터 제기하는 가설이며, 재분배가 실제로 유해한지 여부는 실측 근전도로 확인해야 한다.</w:t>
+        <w:t>맨몸 보행과 박스 운반은 운동학이 유사하고 하중만 다르다. 운반에서는 −25.7 %의 감소가 나타나지만 보행에서는 총량 감소와 함께 최대 활성 근육의 증가라는 재분배가 나타난다. SMA 액추에이터는 가열–냉각을 반복하는 On/Off 구동보다 50 ℃를 유지하는 상시 구동이 잠열 재투입을 피할 수 있어 에너지 효율이 약 13배 높다. 그러나 보행 중 상시 신전 토크가 부하를 줄이는 대신 최심부 요추 신전근으로 옮긴다면, 에너지 효율의 이점과 보행 적합성 사이에 트레이드오프가 존재할 수 있다. 이로부터 보행 구간에서 토크를 저감하거나 차단하는 제어가 유리한지 검토할 필요가 제기된다. 다만 이는 본 연구가 검증한 결론이 아니라 본 연구 결과로부터 제기하는 가설이며, 재분배가 실제로 유해한지 여부는 실측 근전도로 확인해야 한다.</w:t>
       </w:r>
     </w:p>
     <w:p>
@@ -9274,7 +9274,7 @@
           <w:i w:val="0"/>
           <w:sz w:val="21"/>
         </w:rPr>
-        <w:t>(1) SMA 직물 근육 기반 허리 보조 슈트(24 N·m)는 5동작 완전 통일 조건에서 척추기립근 peak 활성도(슈트 작동창 평균)를 맨몸 스쿼트 −37.3 %, 맨몸 스툽 −33.0 %, 박스 운반 −27.7 %, 박스 들기 −22.5 % 변화시켰다.</w:t>
+        <w:t>(1) SMA 직물 근육 기반 허리 보조 슈트(24 N·m)는 5동작 완전 통일 조건에서 척추기립근 peak 활성도(슈트 작동창 평균)를 맨몸 스쿼트 −37.3 %, 맨몸 스툽 −32.8 %, 박스 들기 −26.3 %, 박스 운반 −25.7 % 변화시켰다.</w:t>
       </w:r>
     </w:p>
     <w:p>
@@ -9334,7 +9334,7 @@
           <w:i w:val="0"/>
           <w:sz w:val="21"/>
         </w:rPr>
-        <w:t>(5) 통일 조건의 절대 활성도(스툽 미착용 70.4 %)가 실측 근전도 문헌(69.8 %MVC)과 0.6 %p 차이로 정합하며, 슈트 효과는 실측치보다 보수적이다.</w:t>
+        <w:t>(5) 통일 조건의 절대 활성도(스툽 미착용 68.9 %)가 실측 근전도 문헌(69.8 %MVC)과 0.9 %p 차이로 정합하며, 슈트 효과는 실측치보다 보수적이다.</w:t>
       </w:r>
     </w:p>
     <w:p>
